--- a/PaperBell/40 - Obsidian/脚本/pandoc/templates/demo-reference.docx
+++ b/PaperBell/40 - Obsidian/脚本/pandoc/templates/demo-reference.docx
@@ -1,213 +1,198 @@
 
 <file path=word/document.xml><?xml version="1.0" encoding="utf-8"?>
-<w:document xmlns:wpc="http://schemas.microsoft.com/office/word/2010/wordprocessingCanvas" xmlns:mc="http://schemas.openxmlformats.org/markup-compatibility/2006" xmlns:o="urn:schemas-microsoft-com:office:office" xmlns:r="http://schemas.openxmlformats.org/officeDocument/2006/relationships" xmlns:m="http://schemas.openxmlformats.org/officeDocument/2006/math" xmlns:v="urn:schemas-microsoft-com:vml" xmlns:wp14="http://schemas.microsoft.com/office/word/2010/wordprocessingDrawing" xmlns:wp="http://schemas.openxmlformats.org/drawingml/2006/wordprocessingDrawing" xmlns:w="http://schemas.openxmlformats.org/wordprocessingml/2006/main" xmlns:w14="http://schemas.microsoft.com/office/word/2010/wordml" xmlns:w10="urn:schemas-microsoft-com:office:word" xmlns:w15="http://schemas.microsoft.com/office/word/2012/wordml" xmlns:wpg="http://schemas.microsoft.com/office/word/2010/wordprocessingGroup" xmlns:wpi="http://schemas.microsoft.com/office/word/2010/wordprocessingInk" xmlns:wne="http://schemas.microsoft.com/office/word/2006/wordml" xmlns:wps="http://schemas.microsoft.com/office/word/2010/wordprocessingShape" xmlns:wpsCustomData="http://www.wps.cn/officeDocument/2013/wpsCustomData" mc:Ignorable="w14 w15 wp14">
+<w:document xmlns:wpc="http://schemas.microsoft.com/office/word/2010/wordprocessingCanvas" xmlns:cx="http://schemas.microsoft.com/office/drawing/2014/chartex" xmlns:cx1="http://schemas.microsoft.com/office/drawing/2015/9/8/chartex" xmlns:cx2="http://schemas.microsoft.com/office/drawing/2015/10/21/chartex" xmlns:cx3="http://schemas.microsoft.com/office/drawing/2016/5/9/chartex" xmlns:cx4="http://schemas.microsoft.com/office/drawing/2016/5/10/chartex" xmlns:cx5="http://schemas.microsoft.com/office/drawing/2016/5/11/chartex" xmlns:cx6="http://schemas.microsoft.com/office/drawing/2016/5/12/chartex" xmlns:cx7="http://schemas.microsoft.com/office/drawing/2016/5/13/chartex" xmlns:cx8="http://schemas.microsoft.com/office/drawing/2016/5/14/chartex" xmlns:mc="http://schemas.openxmlformats.org/markup-compatibility/2006" xmlns:aink="http://schemas.microsoft.com/office/drawing/2016/ink" xmlns:am3d="http://schemas.microsoft.com/office/drawing/2017/model3d" xmlns:o="urn:schemas-microsoft-com:office:office" xmlns:oel="http://schemas.microsoft.com/office/2019/extlst" xmlns:r="http://schemas.openxmlformats.org/officeDocument/2006/relationships" xmlns:m="http://schemas.openxmlformats.org/officeDocument/2006/math" xmlns:v="urn:schemas-microsoft-com:vml" xmlns:wp14="http://schemas.microsoft.com/office/word/2010/wordprocessingDrawing" xmlns:wp="http://schemas.openxmlformats.org/drawingml/2006/wordprocessingDrawing" xmlns:w10="urn:schemas-microsoft-com:office:word" xmlns:w="http://schemas.openxmlformats.org/wordprocessingml/2006/main" xmlns:w14="http://schemas.microsoft.com/office/word/2010/wordml" xmlns:w15="http://schemas.microsoft.com/office/word/2012/wordml" xmlns:w16cex="http://schemas.microsoft.com/office/word/2018/wordml/cex" xmlns:w16cid="http://schemas.microsoft.com/office/word/2016/wordml/cid" xmlns:w16="http://schemas.microsoft.com/office/word/2018/wordml" xmlns:w16du="http://schemas.microsoft.com/office/word/2023/wordml/word16du" xmlns:w16sdtdh="http://schemas.microsoft.com/office/word/2020/wordml/sdtdatahash" xmlns:w16sdtfl="http://schemas.microsoft.com/office/word/2024/wordml/sdtformatlock" xmlns:w16se="http://schemas.microsoft.com/office/word/2015/wordml/symex" xmlns:wpg="http://schemas.microsoft.com/office/word/2010/wordprocessingGroup" xmlns:wpi="http://schemas.microsoft.com/office/word/2010/wordprocessingInk" xmlns:wne="http://schemas.microsoft.com/office/word/2006/wordml" xmlns:wps="http://schemas.microsoft.com/office/word/2010/wordprocessingShape" mc:Ignorable="w14 w15 w16se w16cid w16 w16cex w16sdtdh w16sdtfl w16du wp14">
   <w:body>
     <w:p>
       <w:pPr>
-        <w:pStyle w:val="15"/>
+        <w:pStyle w:val="Bibliography"/>
+        <w:ind w:left="480" w:hanging="480"/>
+      </w:pPr>
+      <w:r>
+        <w:t>Title</w:t>
+      </w:r>
+    </w:p>
+    <w:p>
+      <w:pPr>
+        <w:pStyle w:val="ac"/>
         <w:spacing w:before="480" w:after="480"/>
       </w:pPr>
       <w:r>
-        <w:t>Title</w:t>
-      </w:r>
-    </w:p>
-    <w:p>
-      <w:pPr>
-        <w:pStyle w:val="18"/>
+        <w:t>Subtitle</w:t>
+      </w:r>
+    </w:p>
+    <w:p>
+      <w:pPr>
+        <w:pStyle w:val="Author"/>
         <w:spacing w:before="480" w:after="480"/>
       </w:pPr>
       <w:r>
-        <w:t>Subtitle</w:t>
-      </w:r>
-      <w:bookmarkStart w:id="9" w:name="_GoBack"/>
-      <w:bookmarkEnd w:id="9"/>
-    </w:p>
-    <w:p>
-      <w:pPr>
-        <w:pStyle w:val="30"/>
+        <w:t>Author</w:t>
+      </w:r>
+    </w:p>
+    <w:p>
+      <w:pPr>
+        <w:pStyle w:val="a7"/>
         <w:spacing w:before="480" w:after="480"/>
       </w:pPr>
       <w:r>
-        <w:t>Author</w:t>
-      </w:r>
-    </w:p>
-    <w:p>
-      <w:pPr>
-        <w:pStyle w:val="14"/>
+        <w:t>Date</w:t>
+      </w:r>
+    </w:p>
+    <w:p>
+      <w:pPr>
+        <w:pStyle w:val="Abstract"/>
         <w:spacing w:before="480" w:after="480"/>
       </w:pPr>
       <w:r>
-        <w:t>Date</w:t>
-      </w:r>
-    </w:p>
-    <w:p>
-      <w:pPr>
-        <w:pStyle w:val="28"/>
+        <w:t>Abstract</w:t>
+      </w:r>
+    </w:p>
+    <w:p>
+      <w:pPr>
+        <w:pStyle w:val="1"/>
         <w:spacing w:before="480" w:after="480"/>
       </w:pPr>
-      <w:r>
-        <w:t>Abstract</w:t>
-      </w:r>
+      <w:bookmarkStart w:id="0" w:name="heading-1"/>
+      <w:r>
+        <w:t>Heading 1</w:t>
+      </w:r>
+      <w:bookmarkEnd w:id="0"/>
     </w:p>
     <w:p>
       <w:pPr>
         <w:pStyle w:val="2"/>
-        <w:spacing w:before="480" w:after="480"/>
-      </w:pPr>
-      <w:bookmarkStart w:id="0" w:name="heading-1"/>
-      <w:r>
-        <w:t>Heading 1</w:t>
-      </w:r>
-      <w:bookmarkEnd w:id="0"/>
+        <w:spacing w:before="240" w:after="240"/>
+      </w:pPr>
+      <w:bookmarkStart w:id="1" w:name="heading-2"/>
+      <w:r>
+        <w:t>Heading 2</w:t>
+      </w:r>
+      <w:bookmarkEnd w:id="1"/>
+    </w:p>
+    <w:p>
+      <w:pPr>
+        <w:pStyle w:val="3"/>
+        <w:spacing w:before="240" w:after="240"/>
+      </w:pPr>
+      <w:bookmarkStart w:id="2" w:name="heading-3"/>
+      <w:r>
+        <w:t>Heading 3</w:t>
+      </w:r>
+      <w:bookmarkEnd w:id="2"/>
     </w:p>
     <w:p>
       <w:pPr>
         <w:pStyle w:val="4"/>
-        <w:spacing w:before="240" w:after="240"/>
-      </w:pPr>
-      <w:bookmarkStart w:id="1" w:name="heading-2"/>
-      <w:r>
-        <w:t>Heading 2</w:t>
-      </w:r>
-      <w:bookmarkEnd w:id="1"/>
+        <w:ind w:firstLine="480"/>
+      </w:pPr>
+      <w:bookmarkStart w:id="3" w:name="heading-4"/>
+      <w:r>
+        <w:t>Heading 4</w:t>
+      </w:r>
+      <w:bookmarkEnd w:id="3"/>
     </w:p>
     <w:p>
       <w:pPr>
         <w:pStyle w:val="5"/>
-        <w:spacing w:before="240" w:after="240"/>
-      </w:pPr>
-      <w:bookmarkStart w:id="2" w:name="heading-3"/>
-      <w:r>
-        <w:t>Heading 3</w:t>
-      </w:r>
-      <w:bookmarkEnd w:id="2"/>
+        <w:ind w:firstLine="480"/>
+      </w:pPr>
+      <w:bookmarkStart w:id="4" w:name="heading-5"/>
+      <w:r>
+        <w:t>Heading 5</w:t>
+      </w:r>
+      <w:bookmarkEnd w:id="4"/>
     </w:p>
     <w:p>
       <w:pPr>
         <w:pStyle w:val="6"/>
         <w:ind w:firstLine="480"/>
       </w:pPr>
-      <w:bookmarkStart w:id="3" w:name="heading-4"/>
-      <w:r>
-        <w:t>Heading 4</w:t>
-      </w:r>
-      <w:bookmarkEnd w:id="3"/>
+      <w:bookmarkStart w:id="5" w:name="heading-6"/>
+      <w:r>
+        <w:t>Heading 6</w:t>
+      </w:r>
+      <w:bookmarkEnd w:id="5"/>
     </w:p>
     <w:p>
       <w:pPr>
         <w:pStyle w:val="7"/>
         <w:ind w:firstLine="480"/>
       </w:pPr>
-      <w:bookmarkStart w:id="4" w:name="heading-5"/>
-      <w:r>
-        <w:t>Heading 5</w:t>
-      </w:r>
-      <w:bookmarkEnd w:id="4"/>
+      <w:bookmarkStart w:id="6" w:name="heading-7"/>
+      <w:r>
+        <w:t>Heading 7</w:t>
+      </w:r>
+      <w:bookmarkEnd w:id="6"/>
     </w:p>
     <w:p>
       <w:pPr>
         <w:pStyle w:val="8"/>
         <w:ind w:firstLine="480"/>
       </w:pPr>
-      <w:bookmarkStart w:id="5" w:name="heading-6"/>
-      <w:r>
-        <w:t>Heading 6</w:t>
-      </w:r>
-      <w:bookmarkEnd w:id="5"/>
+      <w:bookmarkStart w:id="7" w:name="heading-8"/>
+      <w:r>
+        <w:t>Heading 8</w:t>
+      </w:r>
+      <w:bookmarkEnd w:id="7"/>
     </w:p>
     <w:p>
       <w:pPr>
         <w:pStyle w:val="9"/>
         <w:ind w:firstLine="480"/>
       </w:pPr>
-      <w:bookmarkStart w:id="6" w:name="heading-7"/>
-      <w:r>
-        <w:t>Heading 7</w:t>
-      </w:r>
-      <w:bookmarkEnd w:id="6"/>
-    </w:p>
-    <w:p>
-      <w:pPr>
-        <w:pStyle w:val="10"/>
+      <w:bookmarkStart w:id="8" w:name="heading-9"/>
+      <w:r>
+        <w:t>Heading 9</w:t>
+      </w:r>
+      <w:bookmarkEnd w:id="8"/>
+    </w:p>
+    <w:p>
+      <w:pPr>
+        <w:pStyle w:val="FirstParagraph"/>
         <w:ind w:firstLine="480"/>
       </w:pPr>
-      <w:bookmarkStart w:id="7" w:name="heading-8"/>
-      <w:r>
-        <w:t>Heading 8</w:t>
-      </w:r>
-      <w:bookmarkEnd w:id="7"/>
-    </w:p>
-    <w:p>
-      <w:pPr>
-        <w:pStyle w:val="11"/>
+      <w:r>
+        <w:t>First Paragraph.</w:t>
+      </w:r>
+    </w:p>
+    <w:p>
+      <w:pPr>
+        <w:pStyle w:val="a0"/>
         <w:ind w:firstLine="480"/>
       </w:pPr>
-      <w:bookmarkStart w:id="8" w:name="heading-9"/>
-      <w:r>
-        <w:t>Heading 9</w:t>
-      </w:r>
-      <w:bookmarkEnd w:id="8"/>
-    </w:p>
-    <w:p>
-      <w:pPr>
-        <w:pStyle w:val="39"/>
-        <w:ind w:firstLine="480"/>
-      </w:pPr>
-      <w:r>
-        <w:t>First Paragraph.</w:t>
-      </w:r>
-    </w:p>
-    <w:p>
-      <w:pPr>
-        <w:pStyle w:val="3"/>
-        <w:ind w:firstLine="480"/>
-      </w:pPr>
       <w:r>
         <w:t xml:space="preserve">Body Text. Body Text Char. </w:t>
       </w:r>
       <w:r>
         <w:rPr>
-          <w:rStyle w:val="51"/>
+          <w:rStyle w:val="VerbatimChar"/>
         </w:rPr>
         <w:t>Verbatim Char</w:t>
       </w:r>
       <w:r>
         <w:t xml:space="preserve">. </w:t>
       </w:r>
-      <w:r>
-        <w:fldChar w:fldCharType="begin"/>
-      </w:r>
-      <w:r>
-        <w:instrText xml:space="preserve"> HYPERLINK "http://example.com" \h </w:instrText>
-      </w:r>
-      <w:r>
-        <w:fldChar w:fldCharType="separate"/>
+      <w:hyperlink r:id="rId6">
+        <w:r>
+          <w:rPr>
+            <w:rStyle w:val="af"/>
+          </w:rPr>
+          <w:t>Hyperlink</w:t>
+        </w:r>
+      </w:hyperlink>
+      <w:r>
+        <w:t>. Footnote.</w:t>
       </w:r>
       <w:r>
         <w:rPr>
-          <w:rStyle w:val="22"/>
+          <w:rStyle w:val="af0"/>
         </w:rPr>
-        <w:t>Hyperlink</w:t>
-      </w:r>
-      <w:r>
-        <w:rPr>
-          <w:rStyle w:val="22"/>
-        </w:rPr>
-        <w:fldChar w:fldCharType="end"/>
-      </w:r>
-      <w:r>
-        <w:t>. Footnote.</w:t>
-      </w:r>
-      <w:r>
-        <w:rPr>
-          <w:rStyle w:val="24"/>
-        </w:rPr>
-        <w:footnoteReference w:id="0"/>
-      </w:r>
-    </w:p>
-    <w:p>
-      <w:pPr>
-        <w:pStyle w:val="13"/>
+        <w:footnoteReference w:id="1"/>
+      </w:r>
+    </w:p>
+    <w:p>
+      <w:pPr>
+        <w:pStyle w:val="a6"/>
         <w:ind w:firstLine="480"/>
       </w:pPr>
       <w:r>
@@ -216,7 +201,7 @@
     </w:p>
     <w:p>
       <w:pPr>
-        <w:pStyle w:val="31"/>
+        <w:pStyle w:val="TableCaption"/>
       </w:pPr>
       <w:r>
         <w:t>Table caption.</w:t>
@@ -224,58 +209,33 @@
     </w:p>
     <w:tbl>
       <w:tblPr>
-        <w:tblStyle w:val="48"/>
+        <w:tblStyle w:val="Table"/>
         <w:tblW w:w="0" w:type="auto"/>
+        <w:jc w:val="center"/>
+        <w:tblInd w:w="0" w:type="dxa"/>
+        <w:tblLook w:val="04A0" w:firstRow="1" w:lastRow="0" w:firstColumn="1" w:lastColumn="0" w:noHBand="0" w:noVBand="1"/>
         <w:tblCaption w:val="Table caption."/>
-        <w:tblInd w:w="0" w:type="dxa"/>
-        <w:tblBorders>
-          <w:top w:val="single" w:color="auto" w:sz="12" w:space="0"/>
-          <w:left w:val="none" w:color="auto" w:sz="0" w:space="0"/>
-          <w:bottom w:val="single" w:color="auto" w:sz="12" w:space="0"/>
-          <w:right w:val="none" w:color="auto" w:sz="0" w:space="0"/>
-          <w:insideH w:val="none" w:color="auto" w:sz="0" w:space="0"/>
-          <w:insideV w:val="none" w:color="auto" w:sz="0" w:space="0"/>
-        </w:tblBorders>
-        <w:tblLayout w:type="autofit"/>
-        <w:tblCellMar>
-          <w:top w:w="0" w:type="dxa"/>
-          <w:left w:w="108" w:type="dxa"/>
-          <w:bottom w:w="0" w:type="dxa"/>
-          <w:right w:w="108" w:type="dxa"/>
-        </w:tblCellMar>
       </w:tblPr>
       <w:tblGrid>
         <w:gridCol w:w="763"/>
         <w:gridCol w:w="763"/>
       </w:tblGrid>
       <w:tr>
-        <w:tblPrEx>
-          <w:tblBorders>
-            <w:top w:val="single" w:color="auto" w:sz="12" w:space="0"/>
-            <w:left w:val="none" w:color="auto" w:sz="0" w:space="0"/>
-            <w:bottom w:val="single" w:color="auto" w:sz="12" w:space="0"/>
-            <w:right w:val="none" w:color="auto" w:sz="0" w:space="0"/>
-            <w:insideH w:val="none" w:color="auto" w:sz="0" w:space="0"/>
-            <w:insideV w:val="none" w:color="auto" w:sz="0" w:space="0"/>
-          </w:tblBorders>
-          <w:tblCellMar>
-            <w:top w:w="0" w:type="dxa"/>
-            <w:left w:w="108" w:type="dxa"/>
-            <w:bottom w:w="0" w:type="dxa"/>
-            <w:right w:w="108" w:type="dxa"/>
-          </w:tblCellMar>
-        </w:tblPrEx>
+        <w:trPr>
+          <w:cnfStyle w:val="100000000000" w:firstRow="1" w:lastRow="0" w:firstColumn="0" w:lastColumn="0" w:oddVBand="0" w:evenVBand="0" w:oddHBand="0" w:evenHBand="0" w:firstRowFirstColumn="0" w:firstRowLastColumn="0" w:lastRowFirstColumn="0" w:lastRowLastColumn="0"/>
+          <w:jc w:val="center"/>
+        </w:trPr>
         <w:tc>
           <w:tcPr>
             <w:tcW w:w="0" w:type="auto"/>
             <w:tcBorders>
-              <w:bottom w:val="single" w:color="auto" w:sz="0" w:space="0"/>
+              <w:bottom w:val="single" w:sz="0" w:space="0" w:color="auto"/>
             </w:tcBorders>
             <w:vAlign w:val="bottom"/>
           </w:tcPr>
           <w:p>
             <w:pPr>
-              <w:pStyle w:val="26"/>
+              <w:pStyle w:val="Compact"/>
             </w:pPr>
             <w:r>
               <w:t>Table</w:t>
@@ -286,13 +246,13 @@
           <w:tcPr>
             <w:tcW w:w="0" w:type="auto"/>
             <w:tcBorders>
-              <w:bottom w:val="single" w:color="auto" w:sz="0" w:space="0"/>
+              <w:bottom w:val="single" w:sz="0" w:space="0" w:color="auto"/>
             </w:tcBorders>
             <w:vAlign w:val="bottom"/>
           </w:tcPr>
           <w:p>
             <w:pPr>
-              <w:pStyle w:val="26"/>
+              <w:pStyle w:val="Compact"/>
             </w:pPr>
             <w:r>
               <w:t>Table</w:t>
@@ -301,31 +261,19 @@
         </w:tc>
       </w:tr>
       <w:tr>
-        <w:tblPrEx>
-          <w:tblBorders>
-            <w:top w:val="single" w:color="auto" w:sz="12" w:space="0"/>
-            <w:left w:val="none" w:color="auto" w:sz="0" w:space="0"/>
-            <w:bottom w:val="single" w:color="auto" w:sz="12" w:space="0"/>
-            <w:right w:val="none" w:color="auto" w:sz="0" w:space="0"/>
-            <w:insideH w:val="none" w:color="auto" w:sz="0" w:space="0"/>
-            <w:insideV w:val="none" w:color="auto" w:sz="0" w:space="0"/>
-          </w:tblBorders>
-          <w:tblCellMar>
-            <w:top w:w="0" w:type="dxa"/>
-            <w:left w:w="108" w:type="dxa"/>
-            <w:bottom w:w="0" w:type="dxa"/>
-            <w:right w:w="108" w:type="dxa"/>
-          </w:tblCellMar>
-        </w:tblPrEx>
+        <w:trPr>
+          <w:jc w:val="center"/>
+        </w:trPr>
         <w:tc>
           <w:tcPr>
             <w:tcW w:w="0" w:type="auto"/>
           </w:tcPr>
           <w:p>
             <w:pPr>
-              <w:pStyle w:val="26"/>
+              <w:pStyle w:val="Compact"/>
             </w:pPr>
             <w:r>
+              <w:lastRenderedPageBreak/>
               <w:t>1</w:t>
             </w:r>
           </w:p>
@@ -336,7 +284,7 @@
           </w:tcPr>
           <w:p>
             <w:pPr>
-              <w:pStyle w:val="26"/>
+              <w:pStyle w:val="Compact"/>
             </w:pPr>
             <w:r>
               <w:t>2</w:t>
@@ -347,7 +295,7 @@
     </w:tbl>
     <w:p>
       <w:pPr>
-        <w:pStyle w:val="32"/>
+        <w:pStyle w:val="Figure"/>
       </w:pPr>
       <w:r>
         <w:t>Image Caption</w:t>
@@ -355,16 +303,18 @@
     </w:p>
     <w:p>
       <w:pPr>
-        <w:pStyle w:val="49"/>
+        <w:pStyle w:val="DefinitionTerm"/>
         <w:ind w:firstLine="482"/>
       </w:pPr>
+      <w:proofErr w:type="spellStart"/>
       <w:r>
         <w:t>DefinitionTerm</w:t>
       </w:r>
-    </w:p>
-    <w:p>
-      <w:pPr>
-        <w:pStyle w:val="50"/>
+      <w:proofErr w:type="spellEnd"/>
+    </w:p>
+    <w:p>
+      <w:pPr>
+        <w:pStyle w:val="Definition"/>
         <w:ind w:firstLine="480"/>
       </w:pPr>
       <w:r>
@@ -373,16 +323,18 @@
     </w:p>
     <w:p>
       <w:pPr>
-        <w:pStyle w:val="49"/>
+        <w:pStyle w:val="DefinitionTerm"/>
         <w:ind w:firstLine="482"/>
       </w:pPr>
+      <w:proofErr w:type="spellStart"/>
       <w:r>
         <w:t>DefinitionTerm</w:t>
       </w:r>
-    </w:p>
-    <w:p>
-      <w:pPr>
-        <w:pStyle w:val="50"/>
+      <w:proofErr w:type="spellEnd"/>
+    </w:p>
+    <w:p>
+      <w:pPr>
+        <w:pStyle w:val="Definition"/>
         <w:ind w:firstLine="480"/>
       </w:pPr>
       <w:r>
@@ -395,15 +347,15 @@
       </w:footnotePr>
       <w:pgSz w:w="12240" w:h="15840"/>
       <w:pgMar w:top="1701" w:right="1701" w:bottom="1701" w:left="1701" w:header="1417" w:footer="1134" w:gutter="0"/>
-      <w:cols w:space="720" w:num="1"/>
+      <w:cols w:space="720"/>
     </w:sectPr>
   </w:body>
 </w:document>
 </file>
 
 <file path=word/endnotes.xml><?xml version="1.0" encoding="utf-8"?>
-<w:endnotes xmlns:wpc="http://schemas.microsoft.com/office/word/2010/wordprocessingCanvas" xmlns:mc="http://schemas.openxmlformats.org/markup-compatibility/2006" xmlns:o="urn:schemas-microsoft-com:office:office" xmlns:r="http://schemas.openxmlformats.org/officeDocument/2006/relationships" xmlns:m="http://schemas.openxmlformats.org/officeDocument/2006/math" xmlns:v="urn:schemas-microsoft-com:vml" xmlns:wp14="http://schemas.microsoft.com/office/word/2010/wordprocessingDrawing" xmlns:wp="http://schemas.openxmlformats.org/drawingml/2006/wordprocessingDrawing" xmlns:w="http://schemas.openxmlformats.org/wordprocessingml/2006/main" xmlns:w14="http://schemas.microsoft.com/office/word/2010/wordml" xmlns:w15="http://schemas.microsoft.com/office/word/2012/wordml" xmlns:w10="urn:schemas-microsoft-com:office:word" xmlns:wpg="http://schemas.microsoft.com/office/word/2010/wordprocessingGroup" xmlns:wpi="http://schemas.microsoft.com/office/word/2010/wordprocessingInk" xmlns:wne="http://schemas.microsoft.com/office/word/2006/wordml" xmlns:wps="http://schemas.microsoft.com/office/word/2010/wordprocessingShape" xmlns:wpsCustomData="http://www.wps.cn/officeDocument/2013/wpsCustomData" mc:Ignorable="w14 w15 wp14">
-  <w:endnote w:type="separator" w:id="0">
+<w:endnotes xmlns:wpc="http://schemas.microsoft.com/office/word/2010/wordprocessingCanvas" xmlns:cx="http://schemas.microsoft.com/office/drawing/2014/chartex" xmlns:cx1="http://schemas.microsoft.com/office/drawing/2015/9/8/chartex" xmlns:cx2="http://schemas.microsoft.com/office/drawing/2015/10/21/chartex" xmlns:cx3="http://schemas.microsoft.com/office/drawing/2016/5/9/chartex" xmlns:cx4="http://schemas.microsoft.com/office/drawing/2016/5/10/chartex" xmlns:cx5="http://schemas.microsoft.com/office/drawing/2016/5/11/chartex" xmlns:cx6="http://schemas.microsoft.com/office/drawing/2016/5/12/chartex" xmlns:cx7="http://schemas.microsoft.com/office/drawing/2016/5/13/chartex" xmlns:cx8="http://schemas.microsoft.com/office/drawing/2016/5/14/chartex" xmlns:mc="http://schemas.openxmlformats.org/markup-compatibility/2006" xmlns:aink="http://schemas.microsoft.com/office/drawing/2016/ink" xmlns:am3d="http://schemas.microsoft.com/office/drawing/2017/model3d" xmlns:o="urn:schemas-microsoft-com:office:office" xmlns:oel="http://schemas.microsoft.com/office/2019/extlst" xmlns:r="http://schemas.openxmlformats.org/officeDocument/2006/relationships" xmlns:m="http://schemas.openxmlformats.org/officeDocument/2006/math" xmlns:v="urn:schemas-microsoft-com:vml" xmlns:wp14="http://schemas.microsoft.com/office/word/2010/wordprocessingDrawing" xmlns:wp="http://schemas.openxmlformats.org/drawingml/2006/wordprocessingDrawing" xmlns:w10="urn:schemas-microsoft-com:office:word" xmlns:w="http://schemas.openxmlformats.org/wordprocessingml/2006/main" xmlns:w14="http://schemas.microsoft.com/office/word/2010/wordml" xmlns:w15="http://schemas.microsoft.com/office/word/2012/wordml" xmlns:w16cex="http://schemas.microsoft.com/office/word/2018/wordml/cex" xmlns:w16cid="http://schemas.microsoft.com/office/word/2016/wordml/cid" xmlns:w16="http://schemas.microsoft.com/office/word/2018/wordml" xmlns:w16du="http://schemas.microsoft.com/office/word/2023/wordml/word16du" xmlns:w16sdtdh="http://schemas.microsoft.com/office/word/2020/wordml/sdtdatahash" xmlns:w16sdtfl="http://schemas.microsoft.com/office/word/2024/wordml/sdtformatlock" xmlns:w16se="http://schemas.microsoft.com/office/word/2015/wordml/symex" xmlns:wpg="http://schemas.microsoft.com/office/word/2010/wordprocessingGroup" xmlns:wpi="http://schemas.microsoft.com/office/word/2010/wordprocessingInk" xmlns:wne="http://schemas.microsoft.com/office/word/2006/wordml" xmlns:wps="http://schemas.microsoft.com/office/word/2010/wordprocessingShape" mc:Ignorable="w14 w15 w16se w16cid w16 w16cex w16sdtdh w16sdtfl w16du wp14">
+  <w:endnote w:type="separator" w:id="-1">
     <w:p>
       <w:pPr>
         <w:spacing w:line="240" w:lineRule="auto"/>
@@ -414,7 +366,7 @@
       </w:r>
     </w:p>
   </w:endnote>
-  <w:endnote w:type="continuationSeparator" w:id="1">
+  <w:endnote w:type="continuationSeparator" w:id="0">
     <w:p>
       <w:pPr>
         <w:spacing w:line="240" w:lineRule="auto"/>
@@ -429,8 +381,8 @@
 </file>
 
 <file path=word/footnotes.xml><?xml version="1.0" encoding="utf-8"?>
-<w:footnotes xmlns:wpc="http://schemas.microsoft.com/office/word/2010/wordprocessingCanvas" xmlns:mc="http://schemas.openxmlformats.org/markup-compatibility/2006" xmlns:o="urn:schemas-microsoft-com:office:office" xmlns:r="http://schemas.openxmlformats.org/officeDocument/2006/relationships" xmlns:m="http://schemas.openxmlformats.org/officeDocument/2006/math" xmlns:v="urn:schemas-microsoft-com:vml" xmlns:wp14="http://schemas.microsoft.com/office/word/2010/wordprocessingDrawing" xmlns:wp="http://schemas.openxmlformats.org/drawingml/2006/wordprocessingDrawing" xmlns:w="http://schemas.openxmlformats.org/wordprocessingml/2006/main" xmlns:w14="http://schemas.microsoft.com/office/word/2010/wordml" xmlns:w15="http://schemas.microsoft.com/office/word/2012/wordml" xmlns:w10="urn:schemas-microsoft-com:office:word" xmlns:wpg="http://schemas.microsoft.com/office/word/2010/wordprocessingGroup" xmlns:wpi="http://schemas.microsoft.com/office/word/2010/wordprocessingInk" xmlns:wne="http://schemas.microsoft.com/office/word/2006/wordml" xmlns:wps="http://schemas.microsoft.com/office/word/2010/wordprocessingShape" xmlns:wpsCustomData="http://www.wps.cn/officeDocument/2013/wpsCustomData" mc:Ignorable="w14 w15 wp14">
-  <w:footnote w:type="separator" w:id="2">
+<w:footnotes xmlns:wpc="http://schemas.microsoft.com/office/word/2010/wordprocessingCanvas" xmlns:cx="http://schemas.microsoft.com/office/drawing/2014/chartex" xmlns:cx1="http://schemas.microsoft.com/office/drawing/2015/9/8/chartex" xmlns:cx2="http://schemas.microsoft.com/office/drawing/2015/10/21/chartex" xmlns:cx3="http://schemas.microsoft.com/office/drawing/2016/5/9/chartex" xmlns:cx4="http://schemas.microsoft.com/office/drawing/2016/5/10/chartex" xmlns:cx5="http://schemas.microsoft.com/office/drawing/2016/5/11/chartex" xmlns:cx6="http://schemas.microsoft.com/office/drawing/2016/5/12/chartex" xmlns:cx7="http://schemas.microsoft.com/office/drawing/2016/5/13/chartex" xmlns:cx8="http://schemas.microsoft.com/office/drawing/2016/5/14/chartex" xmlns:mc="http://schemas.openxmlformats.org/markup-compatibility/2006" xmlns:aink="http://schemas.microsoft.com/office/drawing/2016/ink" xmlns:am3d="http://schemas.microsoft.com/office/drawing/2017/model3d" xmlns:o="urn:schemas-microsoft-com:office:office" xmlns:oel="http://schemas.microsoft.com/office/2019/extlst" xmlns:r="http://schemas.openxmlformats.org/officeDocument/2006/relationships" xmlns:m="http://schemas.openxmlformats.org/officeDocument/2006/math" xmlns:v="urn:schemas-microsoft-com:vml" xmlns:wp14="http://schemas.microsoft.com/office/word/2010/wordprocessingDrawing" xmlns:wp="http://schemas.openxmlformats.org/drawingml/2006/wordprocessingDrawing" xmlns:w10="urn:schemas-microsoft-com:office:word" xmlns:w="http://schemas.openxmlformats.org/wordprocessingml/2006/main" xmlns:w14="http://schemas.microsoft.com/office/word/2010/wordml" xmlns:w15="http://schemas.microsoft.com/office/word/2012/wordml" xmlns:w16cex="http://schemas.microsoft.com/office/word/2018/wordml/cex" xmlns:w16cid="http://schemas.microsoft.com/office/word/2016/wordml/cid" xmlns:w16="http://schemas.microsoft.com/office/word/2018/wordml" xmlns:w16du="http://schemas.microsoft.com/office/word/2023/wordml/word16du" xmlns:w16sdtdh="http://schemas.microsoft.com/office/word/2020/wordml/sdtdatahash" xmlns:w16sdtfl="http://schemas.microsoft.com/office/word/2024/wordml/sdtformatlock" xmlns:w16se="http://schemas.microsoft.com/office/word/2015/wordml/symex" xmlns:wpg="http://schemas.microsoft.com/office/word/2010/wordprocessingGroup" xmlns:wpi="http://schemas.microsoft.com/office/word/2010/wordprocessingInk" xmlns:wne="http://schemas.microsoft.com/office/word/2006/wordml" xmlns:wps="http://schemas.microsoft.com/office/word/2010/wordprocessingShape" mc:Ignorable="w14 w15 w16se w16cid w16 w16cex w16sdtdh w16sdtfl w16du wp14">
+  <w:footnote w:type="separator" w:id="-1">
     <w:p>
       <w:pPr>
         <w:spacing w:line="240" w:lineRule="auto"/>
@@ -441,7 +393,7 @@
       </w:r>
     </w:p>
   </w:footnote>
-  <w:footnote w:type="continuationSeparator" w:id="3">
+  <w:footnote w:type="continuationSeparator" w:id="0">
     <w:p>
       <w:pPr>
         <w:spacing w:line="240" w:lineRule="auto"/>
@@ -452,15 +404,15 @@
       </w:r>
     </w:p>
   </w:footnote>
-  <w:footnote w:id="0">
-    <w:p>
-      <w:pPr>
-        <w:pStyle w:val="19"/>
+  <w:footnote w:id="1">
+    <w:p>
+      <w:pPr>
+        <w:pStyle w:val="ae"/>
         <w:ind w:firstLine="480"/>
       </w:pPr>
       <w:r>
         <w:rPr>
-          <w:rStyle w:val="24"/>
+          <w:rStyle w:val="af0"/>
         </w:rPr>
         <w:footnoteRef/>
       </w:r>
@@ -470,7 +422,7 @@
     </w:p>
     <w:p>
       <w:pPr>
-        <w:pStyle w:val="47"/>
+        <w:pStyle w:val="FootnoteBlockText"/>
         <w:ind w:firstLine="480"/>
       </w:pPr>
       <w:r>
@@ -482,294 +434,335 @@
 </file>
 
 <file path=word/styles.xml><?xml version="1.0" encoding="utf-8"?>
-<w:styles xmlns:mc="http://schemas.openxmlformats.org/markup-compatibility/2006" xmlns:o="urn:schemas-microsoft-com:office:office" xmlns:r="http://schemas.openxmlformats.org/officeDocument/2006/relationships" xmlns:m="http://schemas.openxmlformats.org/officeDocument/2006/math" xmlns:v="urn:schemas-microsoft-com:vml" xmlns:w="http://schemas.openxmlformats.org/wordprocessingml/2006/main" xmlns:w14="http://schemas.microsoft.com/office/word/2010/wordml" xmlns:w10="urn:schemas-microsoft-com:office:word" xmlns:sl="http://schemas.openxmlformats.org/schemaLibrary/2006/main" xmlns:wpsCustomData="http://www.wps.cn/officeDocument/2013/wpsCustomData" mc:Ignorable="w14">
+<w:styles xmlns:mc="http://schemas.openxmlformats.org/markup-compatibility/2006" xmlns:r="http://schemas.openxmlformats.org/officeDocument/2006/relationships" xmlns:w="http://schemas.openxmlformats.org/wordprocessingml/2006/main" xmlns:w14="http://schemas.microsoft.com/office/word/2010/wordml" xmlns:w15="http://schemas.microsoft.com/office/word/2012/wordml" xmlns:w16cex="http://schemas.microsoft.com/office/word/2018/wordml/cex" xmlns:w16cid="http://schemas.microsoft.com/office/word/2016/wordml/cid" xmlns:w16="http://schemas.microsoft.com/office/word/2018/wordml" xmlns:w16du="http://schemas.microsoft.com/office/word/2023/wordml/word16du" xmlns:w16sdtdh="http://schemas.microsoft.com/office/word/2020/wordml/sdtdatahash" xmlns:w16sdtfl="http://schemas.microsoft.com/office/word/2024/wordml/sdtformatlock" xmlns:w16se="http://schemas.microsoft.com/office/word/2015/wordml/symex" mc:Ignorable="w14 w15 w16se w16cid w16 w16cex w16sdtdh w16sdtfl w16du">
   <w:docDefaults>
     <w:rPrDefault>
       <w:rPr>
-        <w:rFonts w:asciiTheme="minorHAnsi" w:hAnsiTheme="minorHAnsi" w:eastAsiaTheme="minorEastAsia" w:cstheme="minorBidi"/>
+        <w:rFonts w:asciiTheme="minorHAnsi" w:eastAsiaTheme="minorEastAsia" w:hAnsiTheme="minorHAnsi" w:cstheme="minorBidi"/>
+        <w:lang w:val="en-US" w:eastAsia="zh-CN" w:bidi="ar-SA"/>
       </w:rPr>
     </w:rPrDefault>
     <w:pPrDefault/>
   </w:docDefaults>
-  <w:latentStyles w:count="260" w:defQFormat="0" w:defUnhideWhenUsed="1" w:defSemiHidden="1" w:defUIPriority="99" w:defLockedState="0">
-    <w:lsdException w:qFormat="1" w:unhideWhenUsed="0" w:uiPriority="0" w:semiHidden="0" w:name="Normal"/>
-    <w:lsdException w:qFormat="1" w:unhideWhenUsed="0" w:uiPriority="9" w:semiHidden="0" w:name="heading 1"/>
-    <w:lsdException w:qFormat="1" w:uiPriority="9" w:name="heading 2"/>
-    <w:lsdException w:qFormat="1" w:uiPriority="9" w:name="heading 3"/>
-    <w:lsdException w:qFormat="1" w:uiPriority="9" w:name="heading 4"/>
-    <w:lsdException w:qFormat="1" w:uiPriority="9" w:name="heading 5"/>
-    <w:lsdException w:qFormat="1" w:uiPriority="9" w:name="heading 6"/>
-    <w:lsdException w:qFormat="1" w:uiPriority="9" w:name="heading 7"/>
-    <w:lsdException w:qFormat="1" w:uiPriority="9" w:name="heading 8"/>
-    <w:lsdException w:qFormat="1" w:uiPriority="9" w:name="heading 9"/>
-    <w:lsdException w:unhideWhenUsed="0" w:uiPriority="0" w:semiHidden="0" w:name="index 1"/>
-    <w:lsdException w:unhideWhenUsed="0" w:uiPriority="0" w:semiHidden="0" w:name="index 2"/>
-    <w:lsdException w:unhideWhenUsed="0" w:uiPriority="0" w:semiHidden="0" w:name="index 3"/>
-    <w:lsdException w:unhideWhenUsed="0" w:uiPriority="0" w:semiHidden="0" w:name="index 4"/>
-    <w:lsdException w:unhideWhenUsed="0" w:uiPriority="0" w:semiHidden="0" w:name="index 5"/>
-    <w:lsdException w:unhideWhenUsed="0" w:uiPriority="0" w:semiHidden="0" w:name="index 6"/>
-    <w:lsdException w:unhideWhenUsed="0" w:uiPriority="0" w:semiHidden="0" w:name="index 7"/>
-    <w:lsdException w:unhideWhenUsed="0" w:uiPriority="0" w:semiHidden="0" w:name="index 8"/>
-    <w:lsdException w:unhideWhenUsed="0" w:uiPriority="0" w:semiHidden="0" w:name="index 9"/>
-    <w:lsdException w:unhideWhenUsed="0" w:uiPriority="0" w:semiHidden="0" w:name="toc 1"/>
-    <w:lsdException w:unhideWhenUsed="0" w:uiPriority="0" w:semiHidden="0" w:name="toc 2"/>
-    <w:lsdException w:unhideWhenUsed="0" w:uiPriority="0" w:semiHidden="0" w:name="toc 3"/>
-    <w:lsdException w:unhideWhenUsed="0" w:uiPriority="0" w:semiHidden="0" w:name="toc 4"/>
-    <w:lsdException w:unhideWhenUsed="0" w:uiPriority="0" w:semiHidden="0" w:name="toc 5"/>
-    <w:lsdException w:unhideWhenUsed="0" w:uiPriority="0" w:semiHidden="0" w:name="toc 6"/>
-    <w:lsdException w:unhideWhenUsed="0" w:uiPriority="0" w:semiHidden="0" w:name="toc 7"/>
-    <w:lsdException w:unhideWhenUsed="0" w:uiPriority="0" w:semiHidden="0" w:name="toc 8"/>
-    <w:lsdException w:unhideWhenUsed="0" w:uiPriority="0" w:semiHidden="0" w:name="toc 9"/>
-    <w:lsdException w:unhideWhenUsed="0" w:uiPriority="0" w:semiHidden="0" w:name="Normal Indent"/>
-    <w:lsdException w:qFormat="1" w:uiPriority="9" w:semiHidden="0" w:name="footnote text"/>
-    <w:lsdException w:unhideWhenUsed="0" w:uiPriority="0" w:semiHidden="0" w:name="annotation text"/>
-    <w:lsdException w:qFormat="1" w:unhideWhenUsed="0" w:uiPriority="0" w:semiHidden="0" w:name="header"/>
-    <w:lsdException w:qFormat="1" w:unhideWhenUsed="0" w:uiPriority="0" w:semiHidden="0" w:name="footer"/>
-    <w:lsdException w:unhideWhenUsed="0" w:uiPriority="0" w:semiHidden="0" w:name="index heading"/>
-    <w:lsdException w:qFormat="1" w:unhideWhenUsed="0" w:uiPriority="0" w:semiHidden="0" w:name="caption"/>
-    <w:lsdException w:unhideWhenUsed="0" w:uiPriority="0" w:semiHidden="0" w:name="table of figures"/>
-    <w:lsdException w:unhideWhenUsed="0" w:uiPriority="0" w:semiHidden="0" w:name="envelope address"/>
-    <w:lsdException w:unhideWhenUsed="0" w:uiPriority="0" w:semiHidden="0" w:name="envelope return"/>
-    <w:lsdException w:unhideWhenUsed="0" w:uiPriority="0" w:semiHidden="0" w:name="footnote reference"/>
-    <w:lsdException w:unhideWhenUsed="0" w:uiPriority="0" w:semiHidden="0" w:name="annotation reference"/>
-    <w:lsdException w:unhideWhenUsed="0" w:uiPriority="0" w:semiHidden="0" w:name="line number"/>
-    <w:lsdException w:unhideWhenUsed="0" w:uiPriority="0" w:semiHidden="0" w:name="page number"/>
-    <w:lsdException w:unhideWhenUsed="0" w:uiPriority="0" w:semiHidden="0" w:name="endnote reference"/>
-    <w:lsdException w:unhideWhenUsed="0" w:uiPriority="0" w:semiHidden="0" w:name="endnote text"/>
-    <w:lsdException w:unhideWhenUsed="0" w:uiPriority="0" w:semiHidden="0" w:name="table of authorities"/>
-    <w:lsdException w:unhideWhenUsed="0" w:uiPriority="0" w:semiHidden="0" w:name="macro"/>
-    <w:lsdException w:unhideWhenUsed="0" w:uiPriority="0" w:semiHidden="0" w:name="toa heading"/>
-    <w:lsdException w:unhideWhenUsed="0" w:uiPriority="0" w:semiHidden="0" w:name="List"/>
-    <w:lsdException w:unhideWhenUsed="0" w:uiPriority="0" w:semiHidden="0" w:name="List Bullet"/>
-    <w:lsdException w:unhideWhenUsed="0" w:uiPriority="0" w:semiHidden="0" w:name="List Number"/>
-    <w:lsdException w:unhideWhenUsed="0" w:uiPriority="0" w:semiHidden="0" w:name="List 2"/>
-    <w:lsdException w:unhideWhenUsed="0" w:uiPriority="0" w:semiHidden="0" w:name="List 3"/>
-    <w:lsdException w:unhideWhenUsed="0" w:uiPriority="0" w:semiHidden="0" w:name="List 4"/>
-    <w:lsdException w:unhideWhenUsed="0" w:uiPriority="0" w:semiHidden="0" w:name="List 5"/>
-    <w:lsdException w:unhideWhenUsed="0" w:uiPriority="0" w:semiHidden="0" w:name="List Bullet 2"/>
-    <w:lsdException w:unhideWhenUsed="0" w:uiPriority="0" w:semiHidden="0" w:name="List Bullet 3"/>
-    <w:lsdException w:unhideWhenUsed="0" w:uiPriority="0" w:semiHidden="0" w:name="List Bullet 4"/>
-    <w:lsdException w:unhideWhenUsed="0" w:uiPriority="0" w:semiHidden="0" w:name="List Bullet 5"/>
-    <w:lsdException w:unhideWhenUsed="0" w:uiPriority="0" w:semiHidden="0" w:name="List Number 2"/>
-    <w:lsdException w:unhideWhenUsed="0" w:uiPriority="0" w:semiHidden="0" w:name="List Number 3"/>
-    <w:lsdException w:unhideWhenUsed="0" w:uiPriority="0" w:semiHidden="0" w:name="List Number 4"/>
-    <w:lsdException w:unhideWhenUsed="0" w:uiPriority="0" w:semiHidden="0" w:name="List Number 5"/>
-    <w:lsdException w:qFormat="1" w:unhideWhenUsed="0" w:uiPriority="10" w:semiHidden="0" w:name="Title"/>
-    <w:lsdException w:unhideWhenUsed="0" w:uiPriority="0" w:semiHidden="0" w:name="Closing"/>
-    <w:lsdException w:unhideWhenUsed="0" w:uiPriority="0" w:semiHidden="0" w:name="Signature"/>
-    <w:lsdException w:uiPriority="1" w:name="Default Paragraph Font"/>
-    <w:lsdException w:qFormat="1" w:unhideWhenUsed="0" w:uiPriority="0" w:semiHidden="0" w:name="Body Text"/>
-    <w:lsdException w:unhideWhenUsed="0" w:uiPriority="0" w:semiHidden="0" w:name="Body Text Indent"/>
-    <w:lsdException w:unhideWhenUsed="0" w:uiPriority="0" w:semiHidden="0" w:name="List Continue"/>
-    <w:lsdException w:unhideWhenUsed="0" w:uiPriority="0" w:semiHidden="0" w:name="List Continue 2"/>
-    <w:lsdException w:unhideWhenUsed="0" w:uiPriority="0" w:semiHidden="0" w:name="List Continue 3"/>
-    <w:lsdException w:unhideWhenUsed="0" w:uiPriority="0" w:semiHidden="0" w:name="List Continue 4"/>
-    <w:lsdException w:unhideWhenUsed="0" w:uiPriority="0" w:semiHidden="0" w:name="List Continue 5"/>
-    <w:lsdException w:unhideWhenUsed="0" w:uiPriority="0" w:semiHidden="0" w:name="Message Header"/>
-    <w:lsdException w:qFormat="1" w:unhideWhenUsed="0" w:uiPriority="11" w:semiHidden="0" w:name="Subtitle"/>
-    <w:lsdException w:unhideWhenUsed="0" w:uiPriority="0" w:semiHidden="0" w:name="Salutation"/>
-    <w:lsdException w:qFormat="1" w:unhideWhenUsed="0" w:uiPriority="0" w:semiHidden="0" w:name="Date"/>
-    <w:lsdException w:unhideWhenUsed="0" w:uiPriority="0" w:semiHidden="0" w:name="Body Text First Indent"/>
-    <w:lsdException w:unhideWhenUsed="0" w:uiPriority="0" w:semiHidden="0" w:name="Body Text First Indent 2"/>
-    <w:lsdException w:unhideWhenUsed="0" w:uiPriority="0" w:semiHidden="0" w:name="Note Heading"/>
-    <w:lsdException w:unhideWhenUsed="0" w:uiPriority="0" w:semiHidden="0" w:name="Body Text 2"/>
-    <w:lsdException w:unhideWhenUsed="0" w:uiPriority="0" w:semiHidden="0" w:name="Body Text 3"/>
-    <w:lsdException w:unhideWhenUsed="0" w:uiPriority="0" w:semiHidden="0" w:name="Body Text Indent 2"/>
-    <w:lsdException w:unhideWhenUsed="0" w:uiPriority="0" w:semiHidden="0" w:name="Body Text Indent 3"/>
-    <w:lsdException w:qFormat="1" w:uiPriority="9" w:semiHidden="0" w:name="Block Text"/>
-    <w:lsdException w:unhideWhenUsed="0" w:uiPriority="0" w:semiHidden="0" w:name="Hyperlink"/>
-    <w:lsdException w:unhideWhenUsed="0" w:uiPriority="0" w:semiHidden="0" w:name="FollowedHyperlink"/>
-    <w:lsdException w:unhideWhenUsed="0" w:uiPriority="0" w:semiHidden="0" w:name="Strong"/>
-    <w:lsdException w:unhideWhenUsed="0" w:uiPriority="0" w:semiHidden="0" w:name="Emphasis"/>
-    <w:lsdException w:unhideWhenUsed="0" w:uiPriority="0" w:semiHidden="0" w:name="Document Map"/>
-    <w:lsdException w:unhideWhenUsed="0" w:uiPriority="0" w:semiHidden="0" w:name="Plain Text"/>
-    <w:lsdException w:unhideWhenUsed="0" w:uiPriority="0" w:semiHidden="0" w:name="E-mail Signature"/>
-    <w:lsdException w:unhideWhenUsed="0" w:uiPriority="0" w:semiHidden="0" w:name="Normal (Web)"/>
-    <w:lsdException w:unhideWhenUsed="0" w:uiPriority="0" w:semiHidden="0" w:name="HTML Acronym"/>
-    <w:lsdException w:unhideWhenUsed="0" w:uiPriority="0" w:semiHidden="0" w:name="HTML Address"/>
-    <w:lsdException w:unhideWhenUsed="0" w:uiPriority="0" w:semiHidden="0" w:name="HTML Cite"/>
-    <w:lsdException w:unhideWhenUsed="0" w:uiPriority="0" w:semiHidden="0" w:name="HTML Code"/>
-    <w:lsdException w:unhideWhenUsed="0" w:uiPriority="0" w:semiHidden="0" w:name="HTML Definition"/>
-    <w:lsdException w:unhideWhenUsed="0" w:uiPriority="0" w:semiHidden="0" w:name="HTML Keyboard"/>
-    <w:lsdException w:unhideWhenUsed="0" w:uiPriority="0" w:semiHidden="0" w:name="HTML Preformatted"/>
-    <w:lsdException w:unhideWhenUsed="0" w:uiPriority="0" w:semiHidden="0" w:name="HTML Sample"/>
-    <w:lsdException w:unhideWhenUsed="0" w:uiPriority="0" w:semiHidden="0" w:name="HTML Typewriter"/>
-    <w:lsdException w:unhideWhenUsed="0" w:uiPriority="0" w:semiHidden="0" w:name="HTML Variable"/>
-    <w:lsdException w:uiPriority="99" w:name="Normal Table"/>
-    <w:lsdException w:unhideWhenUsed="0" w:uiPriority="0" w:semiHidden="0" w:name="annotation subject"/>
-    <w:lsdException w:uiPriority="0" w:name="Table Simple 1"/>
-    <w:lsdException w:uiPriority="0" w:name="Table Simple 2"/>
-    <w:lsdException w:uiPriority="0" w:name="Table Simple 3"/>
-    <w:lsdException w:uiPriority="0" w:name="Table Classic 1"/>
-    <w:lsdException w:uiPriority="0" w:name="Table Classic 2"/>
-    <w:lsdException w:uiPriority="0" w:name="Table Classic 3"/>
-    <w:lsdException w:uiPriority="0" w:name="Table Classic 4"/>
-    <w:lsdException w:uiPriority="0" w:name="Table Colorful 1"/>
-    <w:lsdException w:uiPriority="0" w:name="Table Colorful 2"/>
-    <w:lsdException w:uiPriority="0" w:name="Table Colorful 3"/>
-    <w:lsdException w:uiPriority="0" w:name="Table Columns 1"/>
-    <w:lsdException w:uiPriority="0" w:name="Table Columns 2"/>
-    <w:lsdException w:uiPriority="0" w:name="Table Columns 3"/>
-    <w:lsdException w:uiPriority="0" w:name="Table Columns 4"/>
-    <w:lsdException w:uiPriority="0" w:name="Table Columns 5"/>
-    <w:lsdException w:uiPriority="0" w:name="Table Grid 1"/>
-    <w:lsdException w:uiPriority="0" w:name="Table Grid 2"/>
-    <w:lsdException w:uiPriority="0" w:name="Table Grid 3"/>
-    <w:lsdException w:uiPriority="0" w:name="Table Grid 4"/>
-    <w:lsdException w:uiPriority="0" w:name="Table Grid 5"/>
-    <w:lsdException w:uiPriority="0" w:name="Table Grid 6"/>
-    <w:lsdException w:uiPriority="0" w:name="Table Grid 7"/>
-    <w:lsdException w:uiPriority="0" w:name="Table Grid 8"/>
-    <w:lsdException w:uiPriority="0" w:name="Table List 1"/>
-    <w:lsdException w:uiPriority="0" w:name="Table List 2"/>
-    <w:lsdException w:uiPriority="0" w:name="Table List 3"/>
-    <w:lsdException w:uiPriority="0" w:name="Table List 4"/>
-    <w:lsdException w:uiPriority="0" w:name="Table List 5"/>
-    <w:lsdException w:uiPriority="0" w:name="Table List 6"/>
-    <w:lsdException w:uiPriority="0" w:name="Table List 7"/>
-    <w:lsdException w:uiPriority="0" w:name="Table List 8"/>
-    <w:lsdException w:uiPriority="0" w:name="Table 3D effects 1"/>
-    <w:lsdException w:uiPriority="0" w:name="Table 3D effects 2"/>
-    <w:lsdException w:uiPriority="0" w:name="Table 3D effects 3"/>
-    <w:lsdException w:uiPriority="0" w:name="Table Contemporary"/>
-    <w:lsdException w:uiPriority="0" w:name="Table Elegant"/>
-    <w:lsdException w:uiPriority="0" w:name="Table Professional"/>
-    <w:lsdException w:uiPriority="0" w:name="Table Subtle 1"/>
-    <w:lsdException w:uiPriority="0" w:name="Table Subtle 2"/>
-    <w:lsdException w:uiPriority="0" w:name="Table Web 1"/>
-    <w:lsdException w:uiPriority="0" w:name="Table Web 2"/>
-    <w:lsdException w:uiPriority="0" w:name="Table Web 3"/>
-    <w:lsdException w:unhideWhenUsed="0" w:uiPriority="0" w:semiHidden="0" w:name="Balloon Text"/>
-    <w:lsdException w:unhideWhenUsed="0" w:uiPriority="0" w:semiHidden="0" w:name="Table Grid"/>
-    <w:lsdException w:uiPriority="0" w:name="Table Theme"/>
-    <w:lsdException w:unhideWhenUsed="0" w:uiPriority="60" w:semiHidden="0" w:name="Light Shading"/>
-    <w:lsdException w:unhideWhenUsed="0" w:uiPriority="61" w:semiHidden="0" w:name="Light List"/>
-    <w:lsdException w:unhideWhenUsed="0" w:uiPriority="62" w:semiHidden="0" w:name="Light Grid"/>
-    <w:lsdException w:unhideWhenUsed="0" w:uiPriority="63" w:semiHidden="0" w:name="Medium Shading 1"/>
-    <w:lsdException w:unhideWhenUsed="0" w:uiPriority="64" w:semiHidden="0" w:name="Medium Shading 2"/>
-    <w:lsdException w:unhideWhenUsed="0" w:uiPriority="65" w:semiHidden="0" w:name="Medium List 1"/>
-    <w:lsdException w:unhideWhenUsed="0" w:uiPriority="66" w:semiHidden="0" w:name="Medium List 2"/>
-    <w:lsdException w:unhideWhenUsed="0" w:uiPriority="67" w:semiHidden="0" w:name="Medium Grid 1"/>
-    <w:lsdException w:unhideWhenUsed="0" w:uiPriority="68" w:semiHidden="0" w:name="Medium Grid 2"/>
-    <w:lsdException w:unhideWhenUsed="0" w:uiPriority="69" w:semiHidden="0" w:name="Medium Grid 3"/>
-    <w:lsdException w:unhideWhenUsed="0" w:uiPriority="70" w:semiHidden="0" w:name="Dark List"/>
-    <w:lsdException w:unhideWhenUsed="0" w:uiPriority="71" w:semiHidden="0" w:name="Colorful Shading"/>
-    <w:lsdException w:unhideWhenUsed="0" w:uiPriority="72" w:semiHidden="0" w:name="Colorful List"/>
-    <w:lsdException w:unhideWhenUsed="0" w:uiPriority="73" w:semiHidden="0" w:name="Colorful Grid"/>
-    <w:lsdException w:unhideWhenUsed="0" w:uiPriority="60" w:semiHidden="0" w:name="Light Shading Accent 1"/>
-    <w:lsdException w:unhideWhenUsed="0" w:uiPriority="61" w:semiHidden="0" w:name="Light List Accent 1"/>
-    <w:lsdException w:unhideWhenUsed="0" w:uiPriority="62" w:semiHidden="0" w:name="Light Grid Accent 1"/>
-    <w:lsdException w:unhideWhenUsed="0" w:uiPriority="63" w:semiHidden="0" w:name="Medium Shading 1 Accent 1"/>
-    <w:lsdException w:unhideWhenUsed="0" w:uiPriority="64" w:semiHidden="0" w:name="Medium Shading 2 Accent 1"/>
-    <w:lsdException w:unhideWhenUsed="0" w:uiPriority="65" w:semiHidden="0" w:name="Medium List 1 Accent 1"/>
-    <w:lsdException w:unhideWhenUsed="0" w:uiPriority="66" w:semiHidden="0" w:name="Medium List 2 Accent 1"/>
-    <w:lsdException w:unhideWhenUsed="0" w:uiPriority="67" w:semiHidden="0" w:name="Medium Grid 1 Accent 1"/>
-    <w:lsdException w:unhideWhenUsed="0" w:uiPriority="68" w:semiHidden="0" w:name="Medium Grid 2 Accent 1"/>
-    <w:lsdException w:unhideWhenUsed="0" w:uiPriority="69" w:semiHidden="0" w:name="Medium Grid 3 Accent 1"/>
-    <w:lsdException w:unhideWhenUsed="0" w:uiPriority="70" w:semiHidden="0" w:name="Dark List Accent 1"/>
-    <w:lsdException w:unhideWhenUsed="0" w:uiPriority="71" w:semiHidden="0" w:name="Colorful Shading Accent 1"/>
-    <w:lsdException w:unhideWhenUsed="0" w:uiPriority="72" w:semiHidden="0" w:name="Colorful List Accent 1"/>
-    <w:lsdException w:unhideWhenUsed="0" w:uiPriority="73" w:semiHidden="0" w:name="Colorful Grid Accent 1"/>
-    <w:lsdException w:unhideWhenUsed="0" w:uiPriority="60" w:semiHidden="0" w:name="Light Shading Accent 2"/>
-    <w:lsdException w:unhideWhenUsed="0" w:uiPriority="61" w:semiHidden="0" w:name="Light List Accent 2"/>
-    <w:lsdException w:unhideWhenUsed="0" w:uiPriority="62" w:semiHidden="0" w:name="Light Grid Accent 2"/>
-    <w:lsdException w:unhideWhenUsed="0" w:uiPriority="63" w:semiHidden="0" w:name="Medium Shading 1 Accent 2"/>
-    <w:lsdException w:unhideWhenUsed="0" w:uiPriority="64" w:semiHidden="0" w:name="Medium Shading 2 Accent 2"/>
-    <w:lsdException w:unhideWhenUsed="0" w:uiPriority="65" w:semiHidden="0" w:name="Medium List 1 Accent 2"/>
-    <w:lsdException w:unhideWhenUsed="0" w:uiPriority="66" w:semiHidden="0" w:name="Medium List 2 Accent 2"/>
-    <w:lsdException w:unhideWhenUsed="0" w:uiPriority="67" w:semiHidden="0" w:name="Medium Grid 1 Accent 2"/>
-    <w:lsdException w:unhideWhenUsed="0" w:uiPriority="68" w:semiHidden="0" w:name="Medium Grid 2 Accent 2"/>
-    <w:lsdException w:unhideWhenUsed="0" w:uiPriority="69" w:semiHidden="0" w:name="Medium Grid 3 Accent 2"/>
-    <w:lsdException w:unhideWhenUsed="0" w:uiPriority="70" w:semiHidden="0" w:name="Dark List Accent 2"/>
-    <w:lsdException w:unhideWhenUsed="0" w:uiPriority="71" w:semiHidden="0" w:name="Colorful Shading Accent 2"/>
-    <w:lsdException w:unhideWhenUsed="0" w:uiPriority="72" w:semiHidden="0" w:name="Colorful List Accent 2"/>
-    <w:lsdException w:unhideWhenUsed="0" w:uiPriority="73" w:semiHidden="0" w:name="Colorful Grid Accent 2"/>
-    <w:lsdException w:unhideWhenUsed="0" w:uiPriority="60" w:semiHidden="0" w:name="Light Shading Accent 3"/>
-    <w:lsdException w:unhideWhenUsed="0" w:uiPriority="61" w:semiHidden="0" w:name="Light List Accent 3"/>
-    <w:lsdException w:unhideWhenUsed="0" w:uiPriority="62" w:semiHidden="0" w:name="Light Grid Accent 3"/>
-    <w:lsdException w:unhideWhenUsed="0" w:uiPriority="63" w:semiHidden="0" w:name="Medium Shading 1 Accent 3"/>
-    <w:lsdException w:unhideWhenUsed="0" w:uiPriority="64" w:semiHidden="0" w:name="Medium Shading 2 Accent 3"/>
-    <w:lsdException w:unhideWhenUsed="0" w:uiPriority="65" w:semiHidden="0" w:name="Medium List 1 Accent 3"/>
-    <w:lsdException w:unhideWhenUsed="0" w:uiPriority="66" w:semiHidden="0" w:name="Medium List 2 Accent 3"/>
-    <w:lsdException w:unhideWhenUsed="0" w:uiPriority="67" w:semiHidden="0" w:name="Medium Grid 1 Accent 3"/>
-    <w:lsdException w:unhideWhenUsed="0" w:uiPriority="68" w:semiHidden="0" w:name="Medium Grid 2 Accent 3"/>
-    <w:lsdException w:unhideWhenUsed="0" w:uiPriority="69" w:semiHidden="0" w:name="Medium Grid 3 Accent 3"/>
-    <w:lsdException w:unhideWhenUsed="0" w:uiPriority="70" w:semiHidden="0" w:name="Dark List Accent 3"/>
-    <w:lsdException w:unhideWhenUsed="0" w:uiPriority="71" w:semiHidden="0" w:name="Colorful Shading Accent 3"/>
-    <w:lsdException w:unhideWhenUsed="0" w:uiPriority="72" w:semiHidden="0" w:name="Colorful List Accent 3"/>
-    <w:lsdException w:unhideWhenUsed="0" w:uiPriority="73" w:semiHidden="0" w:name="Colorful Grid Accent 3"/>
-    <w:lsdException w:unhideWhenUsed="0" w:uiPriority="60" w:semiHidden="0" w:name="Light Shading Accent 4"/>
-    <w:lsdException w:unhideWhenUsed="0" w:uiPriority="61" w:semiHidden="0" w:name="Light List Accent 4"/>
-    <w:lsdException w:unhideWhenUsed="0" w:uiPriority="62" w:semiHidden="0" w:name="Light Grid Accent 4"/>
-    <w:lsdException w:unhideWhenUsed="0" w:uiPriority="63" w:semiHidden="0" w:name="Medium Shading 1 Accent 4"/>
-    <w:lsdException w:unhideWhenUsed="0" w:uiPriority="64" w:semiHidden="0" w:name="Medium Shading 2 Accent 4"/>
-    <w:lsdException w:unhideWhenUsed="0" w:uiPriority="65" w:semiHidden="0" w:name="Medium List 1 Accent 4"/>
-    <w:lsdException w:unhideWhenUsed="0" w:uiPriority="66" w:semiHidden="0" w:name="Medium List 2 Accent 4"/>
-    <w:lsdException w:unhideWhenUsed="0" w:uiPriority="67" w:semiHidden="0" w:name="Medium Grid 1 Accent 4"/>
-    <w:lsdException w:unhideWhenUsed="0" w:uiPriority="68" w:semiHidden="0" w:name="Medium Grid 2 Accent 4"/>
-    <w:lsdException w:unhideWhenUsed="0" w:uiPriority="69" w:semiHidden="0" w:name="Medium Grid 3 Accent 4"/>
-    <w:lsdException w:unhideWhenUsed="0" w:uiPriority="70" w:semiHidden="0" w:name="Dark List Accent 4"/>
-    <w:lsdException w:unhideWhenUsed="0" w:uiPriority="71" w:semiHidden="0" w:name="Colorful Shading Accent 4"/>
-    <w:lsdException w:unhideWhenUsed="0" w:uiPriority="72" w:semiHidden="0" w:name="Colorful List Accent 4"/>
-    <w:lsdException w:unhideWhenUsed="0" w:uiPriority="73" w:semiHidden="0" w:name="Colorful Grid Accent 4"/>
-    <w:lsdException w:unhideWhenUsed="0" w:uiPriority="60" w:semiHidden="0" w:name="Light Shading Accent 5"/>
-    <w:lsdException w:unhideWhenUsed="0" w:uiPriority="61" w:semiHidden="0" w:name="Light List Accent 5"/>
-    <w:lsdException w:unhideWhenUsed="0" w:uiPriority="62" w:semiHidden="0" w:name="Light Grid Accent 5"/>
-    <w:lsdException w:unhideWhenUsed="0" w:uiPriority="63" w:semiHidden="0" w:name="Medium Shading 1 Accent 5"/>
-    <w:lsdException w:unhideWhenUsed="0" w:uiPriority="64" w:semiHidden="0" w:name="Medium Shading 2 Accent 5"/>
-    <w:lsdException w:unhideWhenUsed="0" w:uiPriority="65" w:semiHidden="0" w:name="Medium List 1 Accent 5"/>
-    <w:lsdException w:unhideWhenUsed="0" w:uiPriority="66" w:semiHidden="0" w:name="Medium List 2 Accent 5"/>
-    <w:lsdException w:unhideWhenUsed="0" w:uiPriority="67" w:semiHidden="0" w:name="Medium Grid 1 Accent 5"/>
-    <w:lsdException w:unhideWhenUsed="0" w:uiPriority="68" w:semiHidden="0" w:name="Medium Grid 2 Accent 5"/>
-    <w:lsdException w:unhideWhenUsed="0" w:uiPriority="69" w:semiHidden="0" w:name="Medium Grid 3 Accent 5"/>
-    <w:lsdException w:unhideWhenUsed="0" w:uiPriority="70" w:semiHidden="0" w:name="Dark List Accent 5"/>
-    <w:lsdException w:unhideWhenUsed="0" w:uiPriority="71" w:semiHidden="0" w:name="Colorful Shading Accent 5"/>
-    <w:lsdException w:unhideWhenUsed="0" w:uiPriority="72" w:semiHidden="0" w:name="Colorful List Accent 5"/>
-    <w:lsdException w:unhideWhenUsed="0" w:uiPriority="73" w:semiHidden="0" w:name="Colorful Grid Accent 5"/>
-    <w:lsdException w:unhideWhenUsed="0" w:uiPriority="60" w:semiHidden="0" w:name="Light Shading Accent 6"/>
-    <w:lsdException w:unhideWhenUsed="0" w:uiPriority="61" w:semiHidden="0" w:name="Light List Accent 6"/>
-    <w:lsdException w:unhideWhenUsed="0" w:uiPriority="62" w:semiHidden="0" w:name="Light Grid Accent 6"/>
-    <w:lsdException w:unhideWhenUsed="0" w:uiPriority="63" w:semiHidden="0" w:name="Medium Shading 1 Accent 6"/>
-    <w:lsdException w:unhideWhenUsed="0" w:uiPriority="64" w:semiHidden="0" w:name="Medium Shading 2 Accent 6"/>
-    <w:lsdException w:unhideWhenUsed="0" w:uiPriority="65" w:semiHidden="0" w:name="Medium List 1 Accent 6"/>
-    <w:lsdException w:unhideWhenUsed="0" w:uiPriority="66" w:semiHidden="0" w:name="Medium List 2 Accent 6"/>
-    <w:lsdException w:unhideWhenUsed="0" w:uiPriority="67" w:semiHidden="0" w:name="Medium Grid 1 Accent 6"/>
-    <w:lsdException w:unhideWhenUsed="0" w:uiPriority="68" w:semiHidden="0" w:name="Medium Grid 2 Accent 6"/>
-    <w:lsdException w:unhideWhenUsed="0" w:uiPriority="69" w:semiHidden="0" w:name="Medium Grid 3 Accent 6"/>
-    <w:lsdException w:unhideWhenUsed="0" w:uiPriority="70" w:semiHidden="0" w:name="Dark List Accent 6"/>
-    <w:lsdException w:unhideWhenUsed="0" w:uiPriority="71" w:semiHidden="0" w:name="Colorful Shading Accent 6"/>
-    <w:lsdException w:unhideWhenUsed="0" w:uiPriority="72" w:semiHidden="0" w:name="Colorful List Accent 6"/>
-    <w:lsdException w:unhideWhenUsed="0" w:uiPriority="73" w:semiHidden="0" w:name="Colorful Grid Accent 6"/>
+  <w:latentStyles w:defLockedState="0" w:defUIPriority="0" w:defSemiHidden="0" w:defUnhideWhenUsed="0" w:defQFormat="0" w:count="376">
+    <w:lsdException w:name="Normal" w:qFormat="1"/>
+    <w:lsdException w:name="heading 1" w:uiPriority="9" w:qFormat="1"/>
+    <w:lsdException w:name="heading 2" w:semiHidden="1" w:uiPriority="9" w:unhideWhenUsed="1" w:qFormat="1"/>
+    <w:lsdException w:name="heading 3" w:semiHidden="1" w:uiPriority="9" w:unhideWhenUsed="1" w:qFormat="1"/>
+    <w:lsdException w:name="heading 4" w:semiHidden="1" w:uiPriority="9" w:unhideWhenUsed="1" w:qFormat="1"/>
+    <w:lsdException w:name="heading 5" w:semiHidden="1" w:uiPriority="9" w:unhideWhenUsed="1" w:qFormat="1"/>
+    <w:lsdException w:name="heading 6" w:semiHidden="1" w:uiPriority="9" w:unhideWhenUsed="1" w:qFormat="1"/>
+    <w:lsdException w:name="heading 7" w:semiHidden="1" w:uiPriority="9" w:unhideWhenUsed="1" w:qFormat="1"/>
+    <w:lsdException w:name="heading 8" w:semiHidden="1" w:uiPriority="9" w:unhideWhenUsed="1" w:qFormat="1"/>
+    <w:lsdException w:name="heading 9" w:semiHidden="1" w:uiPriority="9" w:unhideWhenUsed="1" w:qFormat="1"/>
+    <w:lsdException w:name="footnote text" w:uiPriority="9" w:unhideWhenUsed="1" w:qFormat="1"/>
+    <w:lsdException w:name="header" w:qFormat="1"/>
+    <w:lsdException w:name="footer" w:qFormat="1"/>
+    <w:lsdException w:name="caption" w:qFormat="1"/>
+    <w:lsdException w:name="Title" w:uiPriority="10" w:qFormat="1"/>
+    <w:lsdException w:name="Default Paragraph Font" w:semiHidden="1" w:uiPriority="1" w:unhideWhenUsed="1"/>
+    <w:lsdException w:name="Body Text" w:qFormat="1"/>
+    <w:lsdException w:name="Subtitle" w:uiPriority="11" w:qFormat="1"/>
+    <w:lsdException w:name="Date" w:qFormat="1"/>
+    <w:lsdException w:name="Block Text" w:uiPriority="9" w:unhideWhenUsed="1" w:qFormat="1"/>
+    <w:lsdException w:name="HTML Top of Form" w:semiHidden="1" w:uiPriority="99" w:unhideWhenUsed="1"/>
+    <w:lsdException w:name="HTML Bottom of Form" w:semiHidden="1" w:uiPriority="99" w:unhideWhenUsed="1"/>
+    <w:lsdException w:name="Normal Table" w:semiHidden="1" w:uiPriority="99" w:unhideWhenUsed="1"/>
+    <w:lsdException w:name="No List" w:semiHidden="1" w:uiPriority="99" w:unhideWhenUsed="1"/>
+    <w:lsdException w:name="Outline List 1" w:semiHidden="1" w:uiPriority="99" w:unhideWhenUsed="1"/>
+    <w:lsdException w:name="Outline List 2" w:semiHidden="1" w:uiPriority="99" w:unhideWhenUsed="1"/>
+    <w:lsdException w:name="Outline List 3" w:semiHidden="1" w:uiPriority="99" w:unhideWhenUsed="1"/>
+    <w:lsdException w:name="Table Simple 1" w:semiHidden="1" w:unhideWhenUsed="1"/>
+    <w:lsdException w:name="Table Simple 2" w:semiHidden="1" w:unhideWhenUsed="1"/>
+    <w:lsdException w:name="Table Simple 3" w:semiHidden="1" w:unhideWhenUsed="1"/>
+    <w:lsdException w:name="Table Classic 1" w:semiHidden="1" w:unhideWhenUsed="1"/>
+    <w:lsdException w:name="Table Classic 2" w:semiHidden="1" w:unhideWhenUsed="1"/>
+    <w:lsdException w:name="Table Classic 3" w:semiHidden="1" w:unhideWhenUsed="1"/>
+    <w:lsdException w:name="Table Classic 4" w:semiHidden="1" w:unhideWhenUsed="1"/>
+    <w:lsdException w:name="Table Colorful 1" w:semiHidden="1" w:unhideWhenUsed="1"/>
+    <w:lsdException w:name="Table Colorful 2" w:semiHidden="1" w:unhideWhenUsed="1"/>
+    <w:lsdException w:name="Table Colorful 3" w:semiHidden="1" w:unhideWhenUsed="1"/>
+    <w:lsdException w:name="Table Columns 1" w:semiHidden="1" w:unhideWhenUsed="1"/>
+    <w:lsdException w:name="Table Columns 2" w:semiHidden="1" w:unhideWhenUsed="1"/>
+    <w:lsdException w:name="Table Columns 3" w:semiHidden="1" w:unhideWhenUsed="1"/>
+    <w:lsdException w:name="Table Columns 4" w:semiHidden="1" w:unhideWhenUsed="1"/>
+    <w:lsdException w:name="Table Columns 5" w:semiHidden="1" w:unhideWhenUsed="1"/>
+    <w:lsdException w:name="Table Grid 1" w:semiHidden="1" w:unhideWhenUsed="1"/>
+    <w:lsdException w:name="Table Grid 2" w:semiHidden="1" w:unhideWhenUsed="1"/>
+    <w:lsdException w:name="Table Grid 3" w:semiHidden="1" w:unhideWhenUsed="1"/>
+    <w:lsdException w:name="Table Grid 4" w:semiHidden="1" w:unhideWhenUsed="1"/>
+    <w:lsdException w:name="Table Grid 5" w:semiHidden="1" w:unhideWhenUsed="1"/>
+    <w:lsdException w:name="Table Grid 6" w:semiHidden="1" w:unhideWhenUsed="1"/>
+    <w:lsdException w:name="Table Grid 7" w:semiHidden="1" w:unhideWhenUsed="1"/>
+    <w:lsdException w:name="Table Grid 8" w:semiHidden="1" w:unhideWhenUsed="1"/>
+    <w:lsdException w:name="Table List 1" w:semiHidden="1" w:unhideWhenUsed="1"/>
+    <w:lsdException w:name="Table List 2" w:semiHidden="1" w:unhideWhenUsed="1"/>
+    <w:lsdException w:name="Table List 3" w:semiHidden="1" w:unhideWhenUsed="1"/>
+    <w:lsdException w:name="Table List 4" w:semiHidden="1" w:unhideWhenUsed="1"/>
+    <w:lsdException w:name="Table List 5" w:semiHidden="1" w:unhideWhenUsed="1"/>
+    <w:lsdException w:name="Table List 6" w:semiHidden="1" w:unhideWhenUsed="1"/>
+    <w:lsdException w:name="Table List 7" w:semiHidden="1" w:unhideWhenUsed="1"/>
+    <w:lsdException w:name="Table List 8" w:semiHidden="1" w:unhideWhenUsed="1"/>
+    <w:lsdException w:name="Table 3D effects 1" w:semiHidden="1" w:unhideWhenUsed="1"/>
+    <w:lsdException w:name="Table 3D effects 2" w:semiHidden="1" w:unhideWhenUsed="1"/>
+    <w:lsdException w:name="Table 3D effects 3" w:semiHidden="1" w:unhideWhenUsed="1"/>
+    <w:lsdException w:name="Table Contemporary" w:semiHidden="1" w:unhideWhenUsed="1"/>
+    <w:lsdException w:name="Table Elegant" w:semiHidden="1" w:unhideWhenUsed="1"/>
+    <w:lsdException w:name="Table Professional" w:semiHidden="1" w:unhideWhenUsed="1"/>
+    <w:lsdException w:name="Table Subtle 1" w:semiHidden="1" w:unhideWhenUsed="1"/>
+    <w:lsdException w:name="Table Subtle 2" w:semiHidden="1" w:unhideWhenUsed="1"/>
+    <w:lsdException w:name="Table Web 1" w:semiHidden="1" w:unhideWhenUsed="1"/>
+    <w:lsdException w:name="Table Web 2" w:semiHidden="1" w:unhideWhenUsed="1"/>
+    <w:lsdException w:name="Table Web 3" w:semiHidden="1" w:unhideWhenUsed="1"/>
+    <w:lsdException w:name="Table Theme" w:semiHidden="1" w:unhideWhenUsed="1"/>
+    <w:lsdException w:name="Placeholder Text" w:semiHidden="1" w:uiPriority="99" w:unhideWhenUsed="1"/>
+    <w:lsdException w:name="No Spacing" w:semiHidden="1" w:uiPriority="99" w:unhideWhenUsed="1"/>
+    <w:lsdException w:name="Light Shading" w:uiPriority="60"/>
+    <w:lsdException w:name="Light List" w:uiPriority="61"/>
+    <w:lsdException w:name="Light Grid" w:uiPriority="62"/>
+    <w:lsdException w:name="Medium Shading 1" w:uiPriority="63"/>
+    <w:lsdException w:name="Medium Shading 2" w:uiPriority="64"/>
+    <w:lsdException w:name="Medium List 1" w:uiPriority="65"/>
+    <w:lsdException w:name="Medium List 2" w:uiPriority="66"/>
+    <w:lsdException w:name="Medium Grid 1" w:uiPriority="67"/>
+    <w:lsdException w:name="Medium Grid 2" w:uiPriority="68"/>
+    <w:lsdException w:name="Medium Grid 3" w:uiPriority="69"/>
+    <w:lsdException w:name="Dark List" w:uiPriority="70"/>
+    <w:lsdException w:name="Colorful Shading" w:uiPriority="71"/>
+    <w:lsdException w:name="Colorful List" w:uiPriority="72"/>
+    <w:lsdException w:name="Colorful Grid" w:uiPriority="73"/>
+    <w:lsdException w:name="Light Shading Accent 1" w:uiPriority="60"/>
+    <w:lsdException w:name="Light List Accent 1" w:uiPriority="61"/>
+    <w:lsdException w:name="Light Grid Accent 1" w:uiPriority="62"/>
+    <w:lsdException w:name="Medium Shading 1 Accent 1" w:uiPriority="63"/>
+    <w:lsdException w:name="Medium Shading 2 Accent 1" w:uiPriority="64"/>
+    <w:lsdException w:name="Medium List 1 Accent 1" w:uiPriority="65"/>
+    <w:lsdException w:name="Revision" w:semiHidden="1" w:uiPriority="99" w:unhideWhenUsed="1"/>
+    <w:lsdException w:name="List Paragraph" w:semiHidden="1" w:uiPriority="99" w:unhideWhenUsed="1"/>
+    <w:lsdException w:name="Quote" w:semiHidden="1" w:uiPriority="99" w:unhideWhenUsed="1"/>
+    <w:lsdException w:name="Intense Quote" w:semiHidden="1" w:uiPriority="99" w:unhideWhenUsed="1"/>
+    <w:lsdException w:name="Medium List 2 Accent 1" w:uiPriority="66"/>
+    <w:lsdException w:name="Medium Grid 1 Accent 1" w:uiPriority="67"/>
+    <w:lsdException w:name="Medium Grid 2 Accent 1" w:uiPriority="68"/>
+    <w:lsdException w:name="Medium Grid 3 Accent 1" w:uiPriority="69"/>
+    <w:lsdException w:name="Dark List Accent 1" w:uiPriority="70"/>
+    <w:lsdException w:name="Colorful Shading Accent 1" w:uiPriority="71"/>
+    <w:lsdException w:name="Colorful List Accent 1" w:uiPriority="72"/>
+    <w:lsdException w:name="Colorful Grid Accent 1" w:uiPriority="73"/>
+    <w:lsdException w:name="Light Shading Accent 2" w:uiPriority="60"/>
+    <w:lsdException w:name="Light List Accent 2" w:uiPriority="61"/>
+    <w:lsdException w:name="Light Grid Accent 2" w:uiPriority="62"/>
+    <w:lsdException w:name="Medium Shading 1 Accent 2" w:uiPriority="63"/>
+    <w:lsdException w:name="Medium Shading 2 Accent 2" w:uiPriority="64"/>
+    <w:lsdException w:name="Medium List 1 Accent 2" w:uiPriority="65"/>
+    <w:lsdException w:name="Medium List 2 Accent 2" w:uiPriority="66"/>
+    <w:lsdException w:name="Medium Grid 1 Accent 2" w:uiPriority="67"/>
+    <w:lsdException w:name="Medium Grid 2 Accent 2" w:uiPriority="68"/>
+    <w:lsdException w:name="Medium Grid 3 Accent 2" w:uiPriority="69"/>
+    <w:lsdException w:name="Dark List Accent 2" w:uiPriority="70"/>
+    <w:lsdException w:name="Colorful Shading Accent 2" w:uiPriority="71"/>
+    <w:lsdException w:name="Colorful List Accent 2" w:uiPriority="72"/>
+    <w:lsdException w:name="Colorful Grid Accent 2" w:uiPriority="73"/>
+    <w:lsdException w:name="Light Shading Accent 3" w:uiPriority="60"/>
+    <w:lsdException w:name="Light List Accent 3" w:uiPriority="61"/>
+    <w:lsdException w:name="Light Grid Accent 3" w:uiPriority="62"/>
+    <w:lsdException w:name="Medium Shading 1 Accent 3" w:uiPriority="63"/>
+    <w:lsdException w:name="Medium Shading 2 Accent 3" w:uiPriority="64"/>
+    <w:lsdException w:name="Medium List 1 Accent 3" w:uiPriority="65"/>
+    <w:lsdException w:name="Medium List 2 Accent 3" w:uiPriority="66"/>
+    <w:lsdException w:name="Medium Grid 1 Accent 3" w:uiPriority="67"/>
+    <w:lsdException w:name="Medium Grid 2 Accent 3" w:uiPriority="68"/>
+    <w:lsdException w:name="Medium Grid 3 Accent 3" w:uiPriority="69"/>
+    <w:lsdException w:name="Dark List Accent 3" w:uiPriority="70"/>
+    <w:lsdException w:name="Colorful Shading Accent 3" w:uiPriority="71"/>
+    <w:lsdException w:name="Colorful List Accent 3" w:uiPriority="72"/>
+    <w:lsdException w:name="Colorful Grid Accent 3" w:uiPriority="73"/>
+    <w:lsdException w:name="Light Shading Accent 4" w:uiPriority="60"/>
+    <w:lsdException w:name="Light List Accent 4" w:uiPriority="61"/>
+    <w:lsdException w:name="Light Grid Accent 4" w:uiPriority="62"/>
+    <w:lsdException w:name="Medium Shading 1 Accent 4" w:uiPriority="63"/>
+    <w:lsdException w:name="Medium Shading 2 Accent 4" w:uiPriority="64"/>
+    <w:lsdException w:name="Medium List 1 Accent 4" w:uiPriority="65"/>
+    <w:lsdException w:name="Medium List 2 Accent 4" w:uiPriority="66"/>
+    <w:lsdException w:name="Medium Grid 1 Accent 4" w:uiPriority="67"/>
+    <w:lsdException w:name="Medium Grid 2 Accent 4" w:uiPriority="68"/>
+    <w:lsdException w:name="Medium Grid 3 Accent 4" w:uiPriority="69"/>
+    <w:lsdException w:name="Dark List Accent 4" w:uiPriority="70"/>
+    <w:lsdException w:name="Colorful Shading Accent 4" w:uiPriority="71"/>
+    <w:lsdException w:name="Colorful List Accent 4" w:uiPriority="72"/>
+    <w:lsdException w:name="Colorful Grid Accent 4" w:uiPriority="73"/>
+    <w:lsdException w:name="Light Shading Accent 5" w:uiPriority="60"/>
+    <w:lsdException w:name="Light List Accent 5" w:uiPriority="61"/>
+    <w:lsdException w:name="Light Grid Accent 5" w:uiPriority="62"/>
+    <w:lsdException w:name="Medium Shading 1 Accent 5" w:uiPriority="63"/>
+    <w:lsdException w:name="Medium Shading 2 Accent 5" w:uiPriority="64"/>
+    <w:lsdException w:name="Medium List 1 Accent 5" w:uiPriority="65"/>
+    <w:lsdException w:name="Medium List 2 Accent 5" w:uiPriority="66"/>
+    <w:lsdException w:name="Medium Grid 1 Accent 5" w:uiPriority="67"/>
+    <w:lsdException w:name="Medium Grid 2 Accent 5" w:uiPriority="68"/>
+    <w:lsdException w:name="Medium Grid 3 Accent 5" w:uiPriority="69"/>
+    <w:lsdException w:name="Dark List Accent 5" w:uiPriority="70"/>
+    <w:lsdException w:name="Colorful Shading Accent 5" w:uiPriority="71"/>
+    <w:lsdException w:name="Colorful List Accent 5" w:uiPriority="72"/>
+    <w:lsdException w:name="Colorful Grid Accent 5" w:uiPriority="73"/>
+    <w:lsdException w:name="Light Shading Accent 6" w:uiPriority="60"/>
+    <w:lsdException w:name="Light List Accent 6" w:uiPriority="61"/>
+    <w:lsdException w:name="Light Grid Accent 6" w:uiPriority="62"/>
+    <w:lsdException w:name="Medium Shading 1 Accent 6" w:uiPriority="63"/>
+    <w:lsdException w:name="Medium Shading 2 Accent 6" w:uiPriority="64"/>
+    <w:lsdException w:name="Medium List 1 Accent 6" w:uiPriority="65"/>
+    <w:lsdException w:name="Medium List 2 Accent 6" w:uiPriority="66"/>
+    <w:lsdException w:name="Medium Grid 1 Accent 6" w:uiPriority="67"/>
+    <w:lsdException w:name="Medium Grid 2 Accent 6" w:uiPriority="68"/>
+    <w:lsdException w:name="Medium Grid 3 Accent 6" w:uiPriority="69"/>
+    <w:lsdException w:name="Dark List Accent 6" w:uiPriority="70"/>
+    <w:lsdException w:name="Colorful Shading Accent 6" w:uiPriority="71"/>
+    <w:lsdException w:name="Colorful List Accent 6" w:uiPriority="72"/>
+    <w:lsdException w:name="Colorful Grid Accent 6" w:uiPriority="73"/>
+    <w:lsdException w:name="Subtle Emphasis" w:uiPriority="19" w:qFormat="1"/>
+    <w:lsdException w:name="Intense Emphasis" w:uiPriority="21" w:qFormat="1"/>
+    <w:lsdException w:name="Subtle Reference" w:uiPriority="31" w:qFormat="1"/>
+    <w:lsdException w:name="Intense Reference" w:uiPriority="32" w:qFormat="1"/>
+    <w:lsdException w:name="Book Title" w:uiPriority="33" w:qFormat="1"/>
+    <w:lsdException w:name="Bibliography" w:semiHidden="1" w:uiPriority="37" w:unhideWhenUsed="1"/>
+    <w:lsdException w:name="TOC Heading" w:semiHidden="1" w:uiPriority="39" w:unhideWhenUsed="1" w:qFormat="1"/>
+    <w:lsdException w:name="Plain Table 1" w:uiPriority="41"/>
+    <w:lsdException w:name="Plain Table 2" w:uiPriority="42"/>
+    <w:lsdException w:name="Plain Table 3" w:uiPriority="43"/>
+    <w:lsdException w:name="Plain Table 4" w:uiPriority="44"/>
+    <w:lsdException w:name="Plain Table 5" w:uiPriority="45"/>
+    <w:lsdException w:name="Grid Table Light" w:uiPriority="40"/>
+    <w:lsdException w:name="Grid Table 1 Light" w:uiPriority="46"/>
+    <w:lsdException w:name="Grid Table 2" w:uiPriority="47"/>
+    <w:lsdException w:name="Grid Table 3" w:uiPriority="48"/>
+    <w:lsdException w:name="Grid Table 4" w:uiPriority="49"/>
+    <w:lsdException w:name="Grid Table 5 Dark" w:uiPriority="50"/>
+    <w:lsdException w:name="Grid Table 6 Colorful" w:uiPriority="51"/>
+    <w:lsdException w:name="Grid Table 7 Colorful" w:uiPriority="52"/>
+    <w:lsdException w:name="Grid Table 1 Light Accent 1" w:uiPriority="46"/>
+    <w:lsdException w:name="Grid Table 2 Accent 1" w:uiPriority="47"/>
+    <w:lsdException w:name="Grid Table 3 Accent 1" w:uiPriority="48"/>
+    <w:lsdException w:name="Grid Table 4 Accent 1" w:uiPriority="49"/>
+    <w:lsdException w:name="Grid Table 5 Dark Accent 1" w:uiPriority="50"/>
+    <w:lsdException w:name="Grid Table 6 Colorful Accent 1" w:uiPriority="51"/>
+    <w:lsdException w:name="Grid Table 7 Colorful Accent 1" w:uiPriority="52"/>
+    <w:lsdException w:name="Grid Table 1 Light Accent 2" w:uiPriority="46"/>
+    <w:lsdException w:name="Grid Table 2 Accent 2" w:uiPriority="47"/>
+    <w:lsdException w:name="Grid Table 3 Accent 2" w:uiPriority="48"/>
+    <w:lsdException w:name="Grid Table 4 Accent 2" w:uiPriority="49"/>
+    <w:lsdException w:name="Grid Table 5 Dark Accent 2" w:uiPriority="50"/>
+    <w:lsdException w:name="Grid Table 6 Colorful Accent 2" w:uiPriority="51"/>
+    <w:lsdException w:name="Grid Table 7 Colorful Accent 2" w:uiPriority="52"/>
+    <w:lsdException w:name="Grid Table 1 Light Accent 3" w:uiPriority="46"/>
+    <w:lsdException w:name="Grid Table 2 Accent 3" w:uiPriority="47"/>
+    <w:lsdException w:name="Grid Table 3 Accent 3" w:uiPriority="48"/>
+    <w:lsdException w:name="Grid Table 4 Accent 3" w:uiPriority="49"/>
+    <w:lsdException w:name="Grid Table 5 Dark Accent 3" w:uiPriority="50"/>
+    <w:lsdException w:name="Grid Table 6 Colorful Accent 3" w:uiPriority="51"/>
+    <w:lsdException w:name="Grid Table 7 Colorful Accent 3" w:uiPriority="52"/>
+    <w:lsdException w:name="Grid Table 1 Light Accent 4" w:uiPriority="46"/>
+    <w:lsdException w:name="Grid Table 2 Accent 4" w:uiPriority="47"/>
+    <w:lsdException w:name="Grid Table 3 Accent 4" w:uiPriority="48"/>
+    <w:lsdException w:name="Grid Table 4 Accent 4" w:uiPriority="49"/>
+    <w:lsdException w:name="Grid Table 5 Dark Accent 4" w:uiPriority="50"/>
+    <w:lsdException w:name="Grid Table 6 Colorful Accent 4" w:uiPriority="51"/>
+    <w:lsdException w:name="Grid Table 7 Colorful Accent 4" w:uiPriority="52"/>
+    <w:lsdException w:name="Grid Table 1 Light Accent 5" w:uiPriority="46"/>
+    <w:lsdException w:name="Grid Table 2 Accent 5" w:uiPriority="47"/>
+    <w:lsdException w:name="Grid Table 3 Accent 5" w:uiPriority="48"/>
+    <w:lsdException w:name="Grid Table 4 Accent 5" w:uiPriority="49"/>
+    <w:lsdException w:name="Grid Table 5 Dark Accent 5" w:uiPriority="50"/>
+    <w:lsdException w:name="Grid Table 6 Colorful Accent 5" w:uiPriority="51"/>
+    <w:lsdException w:name="Grid Table 7 Colorful Accent 5" w:uiPriority="52"/>
+    <w:lsdException w:name="Grid Table 1 Light Accent 6" w:uiPriority="46"/>
+    <w:lsdException w:name="Grid Table 2 Accent 6" w:uiPriority="47"/>
+    <w:lsdException w:name="Grid Table 3 Accent 6" w:uiPriority="48"/>
+    <w:lsdException w:name="Grid Table 4 Accent 6" w:uiPriority="49"/>
+    <w:lsdException w:name="Grid Table 5 Dark Accent 6" w:uiPriority="50"/>
+    <w:lsdException w:name="Grid Table 6 Colorful Accent 6" w:uiPriority="51"/>
+    <w:lsdException w:name="Grid Table 7 Colorful Accent 6" w:uiPriority="52"/>
+    <w:lsdException w:name="List Table 1 Light" w:uiPriority="46"/>
+    <w:lsdException w:name="List Table 2" w:uiPriority="47"/>
+    <w:lsdException w:name="List Table 3" w:uiPriority="48"/>
+    <w:lsdException w:name="List Table 4" w:uiPriority="49"/>
+    <w:lsdException w:name="List Table 5 Dark" w:uiPriority="50"/>
+    <w:lsdException w:name="List Table 6 Colorful" w:uiPriority="51"/>
+    <w:lsdException w:name="List Table 7 Colorful" w:uiPriority="52"/>
+    <w:lsdException w:name="List Table 1 Light Accent 1" w:uiPriority="46"/>
+    <w:lsdException w:name="List Table 2 Accent 1" w:uiPriority="47"/>
+    <w:lsdException w:name="List Table 3 Accent 1" w:uiPriority="48"/>
+    <w:lsdException w:name="List Table 4 Accent 1" w:uiPriority="49"/>
+    <w:lsdException w:name="List Table 5 Dark Accent 1" w:uiPriority="50"/>
+    <w:lsdException w:name="List Table 6 Colorful Accent 1" w:uiPriority="51"/>
+    <w:lsdException w:name="List Table 7 Colorful Accent 1" w:uiPriority="52"/>
+    <w:lsdException w:name="List Table 1 Light Accent 2" w:uiPriority="46"/>
+    <w:lsdException w:name="List Table 2 Accent 2" w:uiPriority="47"/>
+    <w:lsdException w:name="List Table 3 Accent 2" w:uiPriority="48"/>
+    <w:lsdException w:name="List Table 4 Accent 2" w:uiPriority="49"/>
+    <w:lsdException w:name="List Table 5 Dark Accent 2" w:uiPriority="50"/>
+    <w:lsdException w:name="List Table 6 Colorful Accent 2" w:uiPriority="51"/>
+    <w:lsdException w:name="List Table 7 Colorful Accent 2" w:uiPriority="52"/>
+    <w:lsdException w:name="List Table 1 Light Accent 3" w:uiPriority="46"/>
+    <w:lsdException w:name="List Table 2 Accent 3" w:uiPriority="47"/>
+    <w:lsdException w:name="List Table 3 Accent 3" w:uiPriority="48"/>
+    <w:lsdException w:name="List Table 4 Accent 3" w:uiPriority="49"/>
+    <w:lsdException w:name="List Table 5 Dark Accent 3" w:uiPriority="50"/>
+    <w:lsdException w:name="List Table 6 Colorful Accent 3" w:uiPriority="51"/>
+    <w:lsdException w:name="List Table 7 Colorful Accent 3" w:uiPriority="52"/>
+    <w:lsdException w:name="List Table 1 Light Accent 4" w:uiPriority="46"/>
+    <w:lsdException w:name="List Table 2 Accent 4" w:uiPriority="47"/>
+    <w:lsdException w:name="List Table 3 Accent 4" w:uiPriority="48"/>
+    <w:lsdException w:name="List Table 4 Accent 4" w:uiPriority="49"/>
+    <w:lsdException w:name="List Table 5 Dark Accent 4" w:uiPriority="50"/>
+    <w:lsdException w:name="List Table 6 Colorful Accent 4" w:uiPriority="51"/>
+    <w:lsdException w:name="List Table 7 Colorful Accent 4" w:uiPriority="52"/>
+    <w:lsdException w:name="List Table 1 Light Accent 5" w:uiPriority="46"/>
+    <w:lsdException w:name="List Table 2 Accent 5" w:uiPriority="47"/>
+    <w:lsdException w:name="List Table 3 Accent 5" w:uiPriority="48"/>
+    <w:lsdException w:name="List Table 4 Accent 5" w:uiPriority="49"/>
+    <w:lsdException w:name="List Table 5 Dark Accent 5" w:uiPriority="50"/>
+    <w:lsdException w:name="List Table 6 Colorful Accent 5" w:uiPriority="51"/>
+    <w:lsdException w:name="List Table 7 Colorful Accent 5" w:uiPriority="52"/>
+    <w:lsdException w:name="List Table 1 Light Accent 6" w:uiPriority="46"/>
+    <w:lsdException w:name="List Table 2 Accent 6" w:uiPriority="47"/>
+    <w:lsdException w:name="List Table 3 Accent 6" w:uiPriority="48"/>
+    <w:lsdException w:name="List Table 4 Accent 6" w:uiPriority="49"/>
+    <w:lsdException w:name="List Table 5 Dark Accent 6" w:uiPriority="50"/>
+    <w:lsdException w:name="List Table 6 Colorful Accent 6" w:uiPriority="51"/>
+    <w:lsdException w:name="List Table 7 Colorful Accent 6" w:uiPriority="52"/>
+    <w:lsdException w:name="Mention" w:semiHidden="1" w:uiPriority="99" w:unhideWhenUsed="1"/>
+    <w:lsdException w:name="Smart Hyperlink" w:semiHidden="1" w:uiPriority="99" w:unhideWhenUsed="1"/>
+    <w:lsdException w:name="Hashtag" w:semiHidden="1" w:uiPriority="99" w:unhideWhenUsed="1"/>
+    <w:lsdException w:name="Unresolved Mention" w:semiHidden="1" w:uiPriority="99" w:unhideWhenUsed="1"/>
+    <w:lsdException w:name="Smart Link" w:semiHidden="1" w:uiPriority="99" w:unhideWhenUsed="1"/>
   </w:latentStyles>
-  <w:style w:type="paragraph" w:default="1" w:styleId="1">
+  <w:style w:type="paragraph" w:default="1" w:styleId="a">
     <w:name w:val="Normal"/>
     <w:qFormat/>
-    <w:uiPriority w:val="0"/>
     <w:pPr>
       <w:spacing w:line="400" w:lineRule="exact"/>
-      <w:ind w:firstLine="1120" w:firstLineChars="200"/>
+      <w:ind w:firstLineChars="200" w:firstLine="1120"/>
       <w:jc w:val="both"/>
     </w:pPr>
     <w:rPr>
-      <w:rFonts w:ascii="Times New Roman" w:hAnsi="Times New Roman" w:eastAsia="宋体" w:cstheme="minorBidi"/>
+      <w:rFonts w:ascii="Times New Roman" w:eastAsia="宋体" w:hAnsi="Times New Roman"/>
       <w:color w:val="000000" w:themeColor="text1"/>
       <w:sz w:val="24"/>
       <w:szCs w:val="24"/>
-      <w:lang w:val="en-US" w:eastAsia="zh-CN" w:bidi="ar-SA"/>
-    </w:rPr>
-  </w:style>
-  <w:style w:type="paragraph" w:styleId="2">
+    </w:rPr>
+  </w:style>
+  <w:style w:type="paragraph" w:styleId="1">
     <w:name w:val="heading 1"/>
-    <w:basedOn w:val="1"/>
-    <w:next w:val="3"/>
-    <w:link w:val="35"/>
-    <w:qFormat/>
-    <w:uiPriority w:val="9"/>
+    <w:basedOn w:val="a"/>
+    <w:next w:val="a0"/>
+    <w:link w:val="10"/>
+    <w:uiPriority w:val="9"/>
+    <w:qFormat/>
     <w:pPr>
       <w:keepNext/>
       <w:keepLines/>
-      <w:spacing w:before="200" w:beforeLines="200" w:after="200" w:afterLines="200" w:line="240" w:lineRule="auto"/>
-      <w:ind w:firstLine="0" w:firstLineChars="0"/>
+      <w:spacing w:beforeLines="200" w:before="200" w:afterLines="200" w:after="200" w:line="240" w:lineRule="auto"/>
+      <w:ind w:firstLineChars="0" w:firstLine="0"/>
       <w:jc w:val="center"/>
       <w:outlineLvl w:val="0"/>
     </w:pPr>
@@ -780,20 +773,20 @@
       <w:szCs w:val="40"/>
     </w:rPr>
   </w:style>
-  <w:style w:type="paragraph" w:styleId="4">
+  <w:style w:type="paragraph" w:styleId="2">
     <w:name w:val="heading 2"/>
-    <w:basedOn w:val="1"/>
-    <w:next w:val="3"/>
-    <w:link w:val="36"/>
+    <w:basedOn w:val="a"/>
+    <w:next w:val="a0"/>
+    <w:link w:val="20"/>
+    <w:uiPriority w:val="9"/>
     <w:semiHidden/>
     <w:unhideWhenUsed/>
     <w:qFormat/>
-    <w:uiPriority w:val="9"/>
     <w:pPr>
       <w:keepNext/>
       <w:keepLines/>
-      <w:spacing w:before="100" w:beforeLines="100" w:after="100" w:afterLines="100" w:line="240" w:lineRule="auto"/>
-      <w:ind w:firstLine="0" w:firstLineChars="0"/>
+      <w:spacing w:beforeLines="100" w:before="100" w:afterLines="100" w:after="100" w:line="240" w:lineRule="auto"/>
+      <w:ind w:firstLineChars="0" w:firstLine="0"/>
       <w:jc w:val="center"/>
       <w:outlineLvl w:val="1"/>
     </w:pPr>
@@ -804,20 +797,20 @@
       <w:szCs w:val="32"/>
     </w:rPr>
   </w:style>
-  <w:style w:type="paragraph" w:styleId="5">
+  <w:style w:type="paragraph" w:styleId="3">
     <w:name w:val="heading 3"/>
-    <w:basedOn w:val="1"/>
-    <w:next w:val="3"/>
-    <w:link w:val="37"/>
+    <w:basedOn w:val="a"/>
+    <w:next w:val="a0"/>
+    <w:link w:val="30"/>
+    <w:uiPriority w:val="9"/>
     <w:semiHidden/>
     <w:unhideWhenUsed/>
     <w:qFormat/>
-    <w:uiPriority w:val="9"/>
     <w:pPr>
       <w:keepNext/>
       <w:keepLines/>
-      <w:spacing w:before="100" w:beforeLines="100" w:after="100" w:afterLines="100" w:line="240" w:lineRule="auto"/>
-      <w:ind w:firstLine="0" w:firstLineChars="0"/>
+      <w:spacing w:beforeLines="100" w:before="100" w:afterLines="100" w:after="100" w:line="240" w:lineRule="auto"/>
+      <w:ind w:firstLineChars="0" w:firstLine="0"/>
       <w:outlineLvl w:val="2"/>
     </w:pPr>
     <w:rPr>
@@ -825,15 +818,15 @@
       <w:szCs w:val="28"/>
     </w:rPr>
   </w:style>
-  <w:style w:type="paragraph" w:styleId="6">
+  <w:style w:type="paragraph" w:styleId="4">
     <w:name w:val="heading 4"/>
-    <w:basedOn w:val="1"/>
-    <w:next w:val="3"/>
-    <w:link w:val="41"/>
+    <w:basedOn w:val="a"/>
+    <w:next w:val="a0"/>
+    <w:link w:val="40"/>
+    <w:uiPriority w:val="9"/>
     <w:semiHidden/>
     <w:unhideWhenUsed/>
     <w:qFormat/>
-    <w:uiPriority w:val="9"/>
     <w:pPr>
       <w:keepNext/>
       <w:keepLines/>
@@ -847,15 +840,15 @@
       <w:color w:val="0F4761" w:themeColor="accent1" w:themeShade="BF"/>
     </w:rPr>
   </w:style>
-  <w:style w:type="paragraph" w:styleId="7">
+  <w:style w:type="paragraph" w:styleId="5">
     <w:name w:val="heading 5"/>
-    <w:basedOn w:val="1"/>
-    <w:next w:val="3"/>
-    <w:link w:val="42"/>
+    <w:basedOn w:val="a"/>
+    <w:next w:val="a0"/>
+    <w:link w:val="50"/>
+    <w:uiPriority w:val="9"/>
     <w:semiHidden/>
     <w:unhideWhenUsed/>
     <w:qFormat/>
-    <w:uiPriority w:val="9"/>
     <w:pPr>
       <w:keepNext/>
       <w:keepLines/>
@@ -867,15 +860,15 @@
       <w:color w:val="0F4761" w:themeColor="accent1" w:themeShade="BF"/>
     </w:rPr>
   </w:style>
-  <w:style w:type="paragraph" w:styleId="8">
+  <w:style w:type="paragraph" w:styleId="6">
     <w:name w:val="heading 6"/>
-    <w:basedOn w:val="1"/>
-    <w:next w:val="3"/>
-    <w:link w:val="43"/>
+    <w:basedOn w:val="a"/>
+    <w:next w:val="a0"/>
+    <w:link w:val="60"/>
+    <w:uiPriority w:val="9"/>
     <w:semiHidden/>
     <w:unhideWhenUsed/>
     <w:qFormat/>
-    <w:uiPriority w:val="9"/>
     <w:pPr>
       <w:keepNext/>
       <w:keepLines/>
@@ -886,18 +879,18 @@
       <w:rFonts w:eastAsiaTheme="majorEastAsia" w:cstheme="majorBidi"/>
       <w:i/>
       <w:iCs/>
-      <w:color w:val="585858" w:themeColor="text1" w:themeTint="A6"/>
-    </w:rPr>
-  </w:style>
-  <w:style w:type="paragraph" w:styleId="9">
+      <w:color w:val="595959" w:themeColor="text1" w:themeTint="A6"/>
+    </w:rPr>
+  </w:style>
+  <w:style w:type="paragraph" w:styleId="7">
     <w:name w:val="heading 7"/>
-    <w:basedOn w:val="1"/>
-    <w:next w:val="3"/>
-    <w:link w:val="44"/>
+    <w:basedOn w:val="a"/>
+    <w:next w:val="a0"/>
+    <w:link w:val="70"/>
+    <w:uiPriority w:val="9"/>
     <w:semiHidden/>
     <w:unhideWhenUsed/>
     <w:qFormat/>
-    <w:uiPriority w:val="9"/>
     <w:pPr>
       <w:keepNext/>
       <w:keepLines/>
@@ -906,18 +899,18 @@
     </w:pPr>
     <w:rPr>
       <w:rFonts w:eastAsiaTheme="majorEastAsia" w:cstheme="majorBidi"/>
-      <w:color w:val="585858" w:themeColor="text1" w:themeTint="A6"/>
-    </w:rPr>
-  </w:style>
-  <w:style w:type="paragraph" w:styleId="10">
+      <w:color w:val="595959" w:themeColor="text1" w:themeTint="A6"/>
+    </w:rPr>
+  </w:style>
+  <w:style w:type="paragraph" w:styleId="8">
     <w:name w:val="heading 8"/>
-    <w:basedOn w:val="1"/>
-    <w:next w:val="3"/>
-    <w:link w:val="45"/>
+    <w:basedOn w:val="a"/>
+    <w:next w:val="a0"/>
+    <w:link w:val="80"/>
+    <w:uiPriority w:val="9"/>
     <w:semiHidden/>
     <w:unhideWhenUsed/>
     <w:qFormat/>
-    <w:uiPriority w:val="9"/>
     <w:pPr>
       <w:keepNext/>
       <w:keepLines/>
@@ -927,18 +920,18 @@
       <w:rFonts w:eastAsiaTheme="majorEastAsia" w:cstheme="majorBidi"/>
       <w:i/>
       <w:iCs/>
-      <w:color w:val="262626" w:themeColor="text1" w:themeTint="D8"/>
-    </w:rPr>
-  </w:style>
-  <w:style w:type="paragraph" w:styleId="11">
+      <w:color w:val="272727" w:themeColor="text1" w:themeTint="D8"/>
+    </w:rPr>
+  </w:style>
+  <w:style w:type="paragraph" w:styleId="9">
     <w:name w:val="heading 9"/>
-    <w:basedOn w:val="1"/>
-    <w:next w:val="3"/>
-    <w:link w:val="46"/>
+    <w:basedOn w:val="a"/>
+    <w:next w:val="a0"/>
+    <w:link w:val="90"/>
+    <w:uiPriority w:val="9"/>
     <w:semiHidden/>
     <w:unhideWhenUsed/>
     <w:qFormat/>
-    <w:uiPriority w:val="9"/>
     <w:pPr>
       <w:keepNext/>
       <w:keepLines/>
@@ -946,21 +939,22 @@
     </w:pPr>
     <w:rPr>
       <w:rFonts w:eastAsiaTheme="majorEastAsia" w:cstheme="majorBidi"/>
-      <w:color w:val="262626" w:themeColor="text1" w:themeTint="D8"/>
-    </w:rPr>
-  </w:style>
-  <w:style w:type="character" w:default="1" w:styleId="21">
+      <w:color w:val="272727" w:themeColor="text1" w:themeTint="D8"/>
+    </w:rPr>
+  </w:style>
+  <w:style w:type="character" w:default="1" w:styleId="a1">
     <w:name w:val="Default Paragraph Font"/>
+    <w:uiPriority w:val="1"/>
     <w:semiHidden/>
     <w:unhideWhenUsed/>
-    <w:uiPriority w:val="1"/>
-  </w:style>
-  <w:style w:type="table" w:default="1" w:styleId="20">
+  </w:style>
+  <w:style w:type="table" w:default="1" w:styleId="a2">
     <w:name w:val="Normal Table"/>
+    <w:uiPriority w:val="99"/>
     <w:semiHidden/>
     <w:unhideWhenUsed/>
-    <w:uiPriority w:val="99"/>
     <w:tblPr>
+      <w:tblInd w:w="0" w:type="dxa"/>
       <w:tblCellMar>
         <w:top w:w="0" w:type="dxa"/>
         <w:left w:w="108" w:type="dxa"/>
@@ -969,21 +963,25 @@
       </w:tblCellMar>
     </w:tblPr>
   </w:style>
-  <w:style w:type="paragraph" w:styleId="3">
+  <w:style w:type="numbering" w:default="1" w:styleId="a3">
+    <w:name w:val="No List"/>
+    <w:uiPriority w:val="99"/>
+    <w:semiHidden/>
+    <w:unhideWhenUsed/>
+  </w:style>
+  <w:style w:type="paragraph" w:styleId="a0">
     <w:name w:val="Body Text"/>
-    <w:basedOn w:val="1"/>
-    <w:link w:val="23"/>
-    <w:qFormat/>
-    <w:uiPriority w:val="0"/>
+    <w:basedOn w:val="a"/>
+    <w:link w:val="a4"/>
+    <w:qFormat/>
     <w:pPr>
       <w:spacing w:before="180" w:after="180"/>
     </w:pPr>
   </w:style>
-  <w:style w:type="paragraph" w:styleId="12">
+  <w:style w:type="paragraph" w:styleId="a5">
     <w:name w:val="caption"/>
-    <w:basedOn w:val="1"/>
-    <w:qFormat/>
-    <w:uiPriority w:val="0"/>
+    <w:basedOn w:val="a"/>
+    <w:qFormat/>
     <w:pPr>
       <w:spacing w:after="120"/>
     </w:pPr>
@@ -991,24 +989,23 @@
       <w:i/>
     </w:rPr>
   </w:style>
-  <w:style w:type="paragraph" w:styleId="13">
+  <w:style w:type="paragraph" w:styleId="a6">
     <w:name w:val="Block Text"/>
-    <w:basedOn w:val="3"/>
-    <w:next w:val="3"/>
+    <w:basedOn w:val="a0"/>
+    <w:next w:val="a0"/>
+    <w:uiPriority w:val="9"/>
     <w:unhideWhenUsed/>
     <w:qFormat/>
-    <w:uiPriority w:val="9"/>
     <w:pPr>
       <w:spacing w:before="100" w:after="100"/>
       <w:ind w:left="480" w:right="480" w:firstLine="0"/>
     </w:pPr>
   </w:style>
-  <w:style w:type="paragraph" w:styleId="14">
+  <w:style w:type="paragraph" w:styleId="a7">
     <w:name w:val="Date"/>
-    <w:basedOn w:val="15"/>
-    <w:next w:val="3"/>
-    <w:qFormat/>
-    <w:uiPriority w:val="0"/>
+    <w:basedOn w:val="a8"/>
+    <w:next w:val="a0"/>
+    <w:qFormat/>
     <w:pPr>
       <w:keepNext/>
       <w:keepLines/>
@@ -1018,16 +1015,16 @@
       <w:szCs w:val="24"/>
     </w:rPr>
   </w:style>
-  <w:style w:type="paragraph" w:styleId="15">
+  <w:style w:type="paragraph" w:styleId="a8">
     <w:name w:val="Title"/>
-    <w:basedOn w:val="1"/>
-    <w:next w:val="3"/>
-    <w:link w:val="34"/>
-    <w:qFormat/>
+    <w:basedOn w:val="a"/>
+    <w:next w:val="a0"/>
+    <w:link w:val="a9"/>
     <w:uiPriority w:val="10"/>
-    <w:pPr>
-      <w:spacing w:before="200" w:beforeLines="200" w:after="200" w:afterLines="200" w:line="240" w:lineRule="auto"/>
-      <w:ind w:firstLine="0" w:firstLineChars="0"/>
+    <w:qFormat/>
+    <w:pPr>
+      <w:spacing w:beforeLines="200" w:before="200" w:afterLines="200" w:after="200" w:line="240" w:lineRule="auto"/>
+      <w:ind w:firstLineChars="0" w:firstLine="0"/>
       <w:contextualSpacing/>
       <w:jc w:val="center"/>
     </w:pPr>
@@ -1038,11 +1035,10 @@
       <w:szCs w:val="56"/>
     </w:rPr>
   </w:style>
-  <w:style w:type="paragraph" w:styleId="16">
+  <w:style w:type="paragraph" w:styleId="aa">
     <w:name w:val="footer"/>
-    <w:basedOn w:val="1"/>
-    <w:qFormat/>
-    <w:uiPriority w:val="0"/>
+    <w:basedOn w:val="a"/>
+    <w:qFormat/>
     <w:pPr>
       <w:tabs>
         <w:tab w:val="center" w:pos="4153"/>
@@ -1055,17 +1051,16 @@
       <w:sz w:val="18"/>
     </w:rPr>
   </w:style>
-  <w:style w:type="paragraph" w:styleId="17">
+  <w:style w:type="paragraph" w:styleId="ab">
     <w:name w:val="header"/>
-    <w:basedOn w:val="1"/>
-    <w:qFormat/>
-    <w:uiPriority w:val="0"/>
+    <w:basedOn w:val="a"/>
+    <w:qFormat/>
     <w:pPr>
       <w:pBdr>
-        <w:top w:val="none" w:color="auto" w:sz="0" w:space="1"/>
-        <w:left w:val="none" w:color="auto" w:sz="0" w:space="4"/>
-        <w:bottom w:val="none" w:color="auto" w:sz="0" w:space="1"/>
-        <w:right w:val="none" w:color="auto" w:sz="0" w:space="4"/>
+        <w:top w:val="none" w:sz="0" w:space="1" w:color="auto"/>
+        <w:left w:val="none" w:sz="0" w:space="4" w:color="auto"/>
+        <w:bottom w:val="none" w:sz="0" w:space="1" w:color="auto"/>
+        <w:right w:val="none" w:sz="0" w:space="4" w:color="auto"/>
       </w:pBdr>
       <w:tabs>
         <w:tab w:val="center" w:pos="4153"/>
@@ -1078,13 +1073,13 @@
       <w:sz w:val="18"/>
     </w:rPr>
   </w:style>
-  <w:style w:type="paragraph" w:styleId="18">
+  <w:style w:type="paragraph" w:styleId="ac">
     <w:name w:val="Subtitle"/>
-    <w:basedOn w:val="15"/>
-    <w:next w:val="3"/>
-    <w:link w:val="40"/>
-    <w:qFormat/>
+    <w:basedOn w:val="a8"/>
+    <w:next w:val="a0"/>
+    <w:link w:val="ad"/>
     <w:uiPriority w:val="11"/>
+    <w:qFormat/>
     <w:rPr>
       <w:rFonts w:eastAsiaTheme="majorEastAsia"/>
       <w:spacing w:val="15"/>
@@ -1092,63 +1087,57 @@
       <w:szCs w:val="28"/>
     </w:rPr>
   </w:style>
-  <w:style w:type="paragraph" w:styleId="19">
+  <w:style w:type="paragraph" w:styleId="ae">
     <w:name w:val="footnote text"/>
-    <w:basedOn w:val="1"/>
+    <w:basedOn w:val="a"/>
+    <w:uiPriority w:val="9"/>
     <w:unhideWhenUsed/>
     <w:qFormat/>
-    <w:uiPriority w:val="9"/>
-  </w:style>
-  <w:style w:type="character" w:styleId="22">
+  </w:style>
+  <w:style w:type="character" w:styleId="af">
     <w:name w:val="Hyperlink"/>
-    <w:basedOn w:val="23"/>
-    <w:uiPriority w:val="0"/>
+    <w:basedOn w:val="a4"/>
     <w:rPr>
       <w:color w:val="156082" w:themeColor="accent1"/>
     </w:rPr>
   </w:style>
-  <w:style w:type="character" w:customStyle="1" w:styleId="23">
+  <w:style w:type="character" w:customStyle="1" w:styleId="a4">
     <w:name w:val="正文文本 字符"/>
-    <w:basedOn w:val="21"/>
-    <w:link w:val="3"/>
-    <w:qFormat/>
-    <w:uiPriority w:val="0"/>
-  </w:style>
-  <w:style w:type="character" w:styleId="24">
+    <w:basedOn w:val="a1"/>
+    <w:link w:val="a0"/>
+    <w:qFormat/>
+  </w:style>
+  <w:style w:type="character" w:styleId="af0">
     <w:name w:val="footnote reference"/>
-    <w:basedOn w:val="23"/>
-    <w:uiPriority w:val="0"/>
+    <w:basedOn w:val="a4"/>
     <w:rPr>
       <w:vertAlign w:val="superscript"/>
     </w:rPr>
   </w:style>
-  <w:style w:type="paragraph" w:customStyle="1" w:styleId="25">
-    <w:name w:val="Bibliography"/>
-    <w:basedOn w:val="1"/>
-    <w:qFormat/>
-    <w:uiPriority w:val="0"/>
-    <w:pPr>
-      <w:ind w:left="0" w:hanging="1120" w:hangingChars="200"/>
-    </w:pPr>
-  </w:style>
-  <w:style w:type="paragraph" w:customStyle="1" w:styleId="26">
+  <w:style w:type="paragraph" w:customStyle="1" w:styleId="11">
+    <w:name w:val="书目1"/>
+    <w:basedOn w:val="a"/>
+    <w:qFormat/>
+    <w:pPr>
+      <w:ind w:hangingChars="200" w:hanging="1120"/>
+    </w:pPr>
+  </w:style>
+  <w:style w:type="paragraph" w:customStyle="1" w:styleId="Compact">
     <w:name w:val="Compact"/>
-    <w:basedOn w:val="3"/>
-    <w:qFormat/>
-    <w:uiPriority w:val="0"/>
+    <w:basedOn w:val="a0"/>
+    <w:qFormat/>
     <w:pPr>
       <w:spacing w:before="0" w:after="0"/>
-      <w:ind w:firstLine="0" w:firstLineChars="0"/>
+      <w:ind w:firstLineChars="0" w:firstLine="0"/>
       <w:jc w:val="center"/>
     </w:pPr>
   </w:style>
-  <w:style w:type="paragraph" w:customStyle="1" w:styleId="27">
+  <w:style w:type="paragraph" w:customStyle="1" w:styleId="ImageCaption">
     <w:name w:val="Image Caption"/>
-    <w:basedOn w:val="12"/>
-    <w:uiPriority w:val="0"/>
+    <w:basedOn w:val="a5"/>
     <w:pPr>
       <w:spacing w:line="240" w:lineRule="auto"/>
-      <w:ind w:firstLine="0" w:firstLineChars="0"/>
+      <w:ind w:firstLineChars="0" w:firstLine="0"/>
       <w:jc w:val="center"/>
     </w:pPr>
     <w:rPr>
@@ -1156,17 +1145,16 @@
       <w:sz w:val="21"/>
     </w:rPr>
   </w:style>
-  <w:style w:type="paragraph" w:customStyle="1" w:styleId="28">
+  <w:style w:type="paragraph" w:customStyle="1" w:styleId="Abstract">
     <w:name w:val="Abstract"/>
-    <w:basedOn w:val="1"/>
-    <w:next w:val="3"/>
-    <w:qFormat/>
-    <w:uiPriority w:val="0"/>
+    <w:basedOn w:val="a"/>
+    <w:next w:val="a0"/>
+    <w:qFormat/>
     <w:pPr>
       <w:keepNext/>
       <w:keepLines/>
-      <w:spacing w:before="200" w:beforeLines="200" w:after="200" w:afterLines="200" w:line="240" w:lineRule="auto"/>
-      <w:ind w:firstLine="0" w:firstLineChars="0"/>
+      <w:spacing w:beforeLines="200" w:before="200" w:afterLines="200" w:after="200" w:line="240" w:lineRule="auto"/>
+      <w:ind w:firstLineChars="0" w:firstLine="0"/>
       <w:jc w:val="center"/>
     </w:pPr>
     <w:rPr>
@@ -1176,17 +1164,16 @@
       <w:szCs w:val="20"/>
     </w:rPr>
   </w:style>
-  <w:style w:type="paragraph" w:customStyle="1" w:styleId="29">
+  <w:style w:type="paragraph" w:customStyle="1" w:styleId="AbstractTitle">
     <w:name w:val="Abstract Title"/>
-    <w:basedOn w:val="1"/>
-    <w:next w:val="28"/>
-    <w:qFormat/>
-    <w:uiPriority w:val="0"/>
+    <w:basedOn w:val="a"/>
+    <w:next w:val="Abstract"/>
+    <w:qFormat/>
     <w:pPr>
       <w:keepNext/>
       <w:keepLines/>
       <w:spacing w:line="240" w:lineRule="auto"/>
-      <w:ind w:firstLine="0" w:firstLineChars="0"/>
+      <w:ind w:firstLineChars="0" w:firstLine="0"/>
       <w:jc w:val="center"/>
     </w:pPr>
     <w:rPr>
@@ -1196,12 +1183,11 @@
       <w:szCs w:val="20"/>
     </w:rPr>
   </w:style>
-  <w:style w:type="paragraph" w:customStyle="1" w:styleId="30">
+  <w:style w:type="paragraph" w:customStyle="1" w:styleId="Author">
     <w:name w:val="Author"/>
-    <w:basedOn w:val="15"/>
-    <w:next w:val="3"/>
-    <w:qFormat/>
-    <w:uiPriority w:val="0"/>
+    <w:basedOn w:val="a8"/>
+    <w:next w:val="a0"/>
+    <w:qFormat/>
     <w:pPr>
       <w:keepNext/>
       <w:keepLines/>
@@ -1211,15 +1197,14 @@
       <w:szCs w:val="24"/>
     </w:rPr>
   </w:style>
-  <w:style w:type="paragraph" w:customStyle="1" w:styleId="31">
+  <w:style w:type="paragraph" w:customStyle="1" w:styleId="TableCaption">
     <w:name w:val="Table Caption"/>
-    <w:basedOn w:val="12"/>
-    <w:qFormat/>
-    <w:uiPriority w:val="0"/>
+    <w:basedOn w:val="a5"/>
+    <w:qFormat/>
     <w:pPr>
       <w:keepNext/>
       <w:spacing w:line="240" w:lineRule="auto"/>
-      <w:ind w:firstLine="0" w:firstLineChars="0"/>
+      <w:ind w:firstLineChars="0" w:firstLine="0"/>
       <w:jc w:val="center"/>
     </w:pPr>
     <w:rPr>
@@ -1227,120 +1212,124 @@
       <w:sz w:val="21"/>
     </w:rPr>
   </w:style>
-  <w:style w:type="paragraph" w:customStyle="1" w:styleId="32">
+  <w:style w:type="paragraph" w:customStyle="1" w:styleId="Figure">
     <w:name w:val="Figure"/>
-    <w:basedOn w:val="1"/>
-    <w:uiPriority w:val="0"/>
+    <w:basedOn w:val="a"/>
     <w:pPr>
       <w:spacing w:line="240" w:lineRule="auto"/>
-      <w:ind w:firstLine="0" w:firstLineChars="0"/>
+      <w:ind w:firstLineChars="0" w:firstLine="0"/>
       <w:jc w:val="center"/>
     </w:pPr>
     <w:rPr>
       <w:sz w:val="21"/>
     </w:rPr>
   </w:style>
-  <w:style w:type="paragraph" w:customStyle="1" w:styleId="33">
+  <w:style w:type="paragraph" w:customStyle="1" w:styleId="12">
     <w:name w:val="书目1"/>
-    <w:basedOn w:val="1"/>
-    <w:qFormat/>
-    <w:uiPriority w:val="0"/>
-    <w:pPr>
-      <w:ind w:hanging="1120" w:hangingChars="200"/>
-    </w:pPr>
-  </w:style>
-  <w:style w:type="character" w:customStyle="1" w:styleId="34">
+    <w:basedOn w:val="a"/>
+    <w:qFormat/>
+    <w:pPr>
+      <w:ind w:hangingChars="200" w:hanging="1120"/>
+    </w:pPr>
+  </w:style>
+  <w:style w:type="paragraph" w:customStyle="1" w:styleId="110">
+    <w:name w:val="书目11"/>
+    <w:basedOn w:val="a"/>
+    <w:qFormat/>
+    <w:pPr>
+      <w:ind w:hangingChars="200" w:hanging="1120"/>
+    </w:pPr>
+  </w:style>
+  <w:style w:type="character" w:customStyle="1" w:styleId="a9">
     <w:name w:val="标题 字符"/>
-    <w:basedOn w:val="21"/>
-    <w:link w:val="15"/>
+    <w:basedOn w:val="a1"/>
+    <w:link w:val="a8"/>
     <w:uiPriority w:val="10"/>
     <w:rPr>
-      <w:rFonts w:ascii="Times New Roman" w:hAnsi="Times New Roman" w:eastAsia="黑体" w:cstheme="majorBidi"/>
+      <w:rFonts w:ascii="Times New Roman" w:eastAsia="黑体" w:hAnsi="Times New Roman" w:cstheme="majorBidi"/>
       <w:b/>
       <w:sz w:val="32"/>
       <w:szCs w:val="56"/>
     </w:rPr>
   </w:style>
-  <w:style w:type="character" w:customStyle="1" w:styleId="35">
+  <w:style w:type="character" w:customStyle="1" w:styleId="10">
     <w:name w:val="标题 1 字符"/>
-    <w:basedOn w:val="21"/>
-    <w:link w:val="2"/>
-    <w:qFormat/>
-    <w:uiPriority w:val="9"/>
-    <w:rPr>
-      <w:rFonts w:ascii="Times New Roman" w:hAnsi="Times New Roman" w:eastAsia="黑体" w:cstheme="majorBidi"/>
+    <w:basedOn w:val="a1"/>
+    <w:link w:val="1"/>
+    <w:uiPriority w:val="9"/>
+    <w:qFormat/>
+    <w:rPr>
+      <w:rFonts w:ascii="Times New Roman" w:eastAsia="黑体" w:hAnsi="Times New Roman" w:cstheme="majorBidi"/>
       <w:b/>
       <w:color w:val="000000" w:themeColor="text1"/>
       <w:sz w:val="32"/>
       <w:szCs w:val="40"/>
     </w:rPr>
   </w:style>
-  <w:style w:type="character" w:customStyle="1" w:styleId="36">
+  <w:style w:type="character" w:customStyle="1" w:styleId="20">
     <w:name w:val="标题 2 字符"/>
-    <w:basedOn w:val="21"/>
-    <w:link w:val="4"/>
-    <w:semiHidden/>
-    <w:qFormat/>
-    <w:uiPriority w:val="9"/>
-    <w:rPr>
-      <w:rFonts w:ascii="Times New Roman" w:hAnsi="Times New Roman" w:eastAsia="黑体" w:cstheme="majorBidi"/>
+    <w:basedOn w:val="a1"/>
+    <w:link w:val="2"/>
+    <w:uiPriority w:val="9"/>
+    <w:semiHidden/>
+    <w:qFormat/>
+    <w:rPr>
+      <w:rFonts w:ascii="Times New Roman" w:eastAsia="黑体" w:hAnsi="Times New Roman" w:cstheme="majorBidi"/>
       <w:b/>
       <w:color w:val="000000" w:themeColor="text1"/>
       <w:sz w:val="28"/>
       <w:szCs w:val="32"/>
     </w:rPr>
   </w:style>
-  <w:style w:type="character" w:customStyle="1" w:styleId="37">
+  <w:style w:type="character" w:customStyle="1" w:styleId="30">
     <w:name w:val="标题 3 字符"/>
-    <w:basedOn w:val="21"/>
-    <w:link w:val="5"/>
-    <w:semiHidden/>
-    <w:qFormat/>
-    <w:uiPriority w:val="9"/>
-    <w:rPr>
-      <w:rFonts w:ascii="Times New Roman" w:hAnsi="Times New Roman" w:eastAsia="黑体" w:cstheme="majorBidi"/>
+    <w:basedOn w:val="a1"/>
+    <w:link w:val="3"/>
+    <w:uiPriority w:val="9"/>
+    <w:semiHidden/>
+    <w:qFormat/>
+    <w:rPr>
+      <w:rFonts w:ascii="Times New Roman" w:eastAsia="黑体" w:hAnsi="Times New Roman" w:cstheme="majorBidi"/>
       <w:color w:val="000000" w:themeColor="text1"/>
       <w:sz w:val="24"/>
       <w:szCs w:val="28"/>
     </w:rPr>
   </w:style>
-  <w:style w:type="paragraph" w:customStyle="1" w:styleId="38">
+  <w:style w:type="paragraph" w:customStyle="1" w:styleId="CaptionedFigure">
     <w:name w:val="Captioned Figure"/>
-    <w:basedOn w:val="32"/>
-    <w:qFormat/>
-    <w:uiPriority w:val="0"/>
+    <w:basedOn w:val="Figure"/>
+    <w:qFormat/>
     <w:pPr>
       <w:keepNext/>
     </w:pPr>
   </w:style>
-  <w:style w:type="paragraph" w:customStyle="1" w:styleId="39">
+  <w:style w:type="paragraph" w:customStyle="1" w:styleId="FirstParagraph">
     <w:name w:val="First Paragraph"/>
-    <w:basedOn w:val="3"/>
-    <w:next w:val="3"/>
-    <w:qFormat/>
-    <w:uiPriority w:val="0"/>
-  </w:style>
-  <w:style w:type="character" w:customStyle="1" w:styleId="40">
+    <w:basedOn w:val="a0"/>
+    <w:next w:val="a0"/>
+    <w:qFormat/>
+  </w:style>
+  <w:style w:type="character" w:customStyle="1" w:styleId="ad">
     <w:name w:val="副标题 字符"/>
-    <w:basedOn w:val="21"/>
-    <w:link w:val="18"/>
-    <w:qFormat/>
+    <w:basedOn w:val="a1"/>
+    <w:link w:val="ac"/>
     <w:uiPriority w:val="11"/>
+    <w:qFormat/>
     <w:rPr>
       <w:rFonts w:eastAsiaTheme="majorEastAsia" w:cstheme="majorBidi"/>
-      <w:color w:val="585858" w:themeColor="text1" w:themeTint="A6"/>
+      <w:color w:val="595959" w:themeColor="text1" w:themeTint="A6"/>
       <w:spacing w:val="15"/>
       <w:sz w:val="28"/>
       <w:szCs w:val="28"/>
     </w:rPr>
   </w:style>
-  <w:style w:type="character" w:customStyle="1" w:styleId="41">
+  <w:style w:type="character" w:customStyle="1" w:styleId="40">
     <w:name w:val="标题 4 字符"/>
-    <w:basedOn w:val="21"/>
-    <w:link w:val="6"/>
-    <w:semiHidden/>
-    <w:qFormat/>
-    <w:uiPriority w:val="9"/>
+    <w:basedOn w:val="a1"/>
+    <w:link w:val="4"/>
+    <w:uiPriority w:val="9"/>
+    <w:semiHidden/>
+    <w:qFormat/>
     <w:rPr>
       <w:rFonts w:eastAsiaTheme="majorEastAsia" w:cstheme="majorBidi"/>
       <w:i/>
@@ -1348,92 +1337,92 @@
       <w:color w:val="0F4761" w:themeColor="accent1" w:themeShade="BF"/>
     </w:rPr>
   </w:style>
-  <w:style w:type="character" w:customStyle="1" w:styleId="42">
+  <w:style w:type="character" w:customStyle="1" w:styleId="50">
     <w:name w:val="标题 5 字符"/>
-    <w:basedOn w:val="21"/>
-    <w:link w:val="7"/>
-    <w:semiHidden/>
-    <w:qFormat/>
-    <w:uiPriority w:val="9"/>
+    <w:basedOn w:val="a1"/>
+    <w:link w:val="5"/>
+    <w:uiPriority w:val="9"/>
+    <w:semiHidden/>
+    <w:qFormat/>
     <w:rPr>
       <w:rFonts w:eastAsiaTheme="majorEastAsia" w:cstheme="majorBidi"/>
       <w:color w:val="0F4761" w:themeColor="accent1" w:themeShade="BF"/>
     </w:rPr>
   </w:style>
-  <w:style w:type="character" w:customStyle="1" w:styleId="43">
+  <w:style w:type="character" w:customStyle="1" w:styleId="60">
     <w:name w:val="标题 6 字符"/>
-    <w:basedOn w:val="21"/>
-    <w:link w:val="8"/>
-    <w:semiHidden/>
-    <w:qFormat/>
-    <w:uiPriority w:val="9"/>
+    <w:basedOn w:val="a1"/>
+    <w:link w:val="6"/>
+    <w:uiPriority w:val="9"/>
+    <w:semiHidden/>
+    <w:qFormat/>
     <w:rPr>
       <w:rFonts w:eastAsiaTheme="majorEastAsia" w:cstheme="majorBidi"/>
       <w:i/>
       <w:iCs/>
-      <w:color w:val="585858" w:themeColor="text1" w:themeTint="A6"/>
-    </w:rPr>
-  </w:style>
-  <w:style w:type="character" w:customStyle="1" w:styleId="44">
+      <w:color w:val="595959" w:themeColor="text1" w:themeTint="A6"/>
+    </w:rPr>
+  </w:style>
+  <w:style w:type="character" w:customStyle="1" w:styleId="70">
     <w:name w:val="标题 7 字符"/>
-    <w:basedOn w:val="21"/>
-    <w:link w:val="9"/>
-    <w:semiHidden/>
-    <w:qFormat/>
-    <w:uiPriority w:val="9"/>
+    <w:basedOn w:val="a1"/>
+    <w:link w:val="7"/>
+    <w:uiPriority w:val="9"/>
+    <w:semiHidden/>
+    <w:qFormat/>
     <w:rPr>
       <w:rFonts w:eastAsiaTheme="majorEastAsia" w:cstheme="majorBidi"/>
-      <w:color w:val="585858" w:themeColor="text1" w:themeTint="A6"/>
-    </w:rPr>
-  </w:style>
-  <w:style w:type="character" w:customStyle="1" w:styleId="45">
+      <w:color w:val="595959" w:themeColor="text1" w:themeTint="A6"/>
+    </w:rPr>
+  </w:style>
+  <w:style w:type="character" w:customStyle="1" w:styleId="80">
     <w:name w:val="标题 8 字符"/>
-    <w:basedOn w:val="21"/>
-    <w:link w:val="10"/>
-    <w:semiHidden/>
-    <w:qFormat/>
-    <w:uiPriority w:val="9"/>
+    <w:basedOn w:val="a1"/>
+    <w:link w:val="8"/>
+    <w:uiPriority w:val="9"/>
+    <w:semiHidden/>
+    <w:qFormat/>
     <w:rPr>
       <w:rFonts w:eastAsiaTheme="majorEastAsia" w:cstheme="majorBidi"/>
       <w:i/>
       <w:iCs/>
-      <w:color w:val="262626" w:themeColor="text1" w:themeTint="D8"/>
-    </w:rPr>
-  </w:style>
-  <w:style w:type="character" w:customStyle="1" w:styleId="46">
+      <w:color w:val="272727" w:themeColor="text1" w:themeTint="D8"/>
+    </w:rPr>
+  </w:style>
+  <w:style w:type="character" w:customStyle="1" w:styleId="90">
     <w:name w:val="标题 9 字符"/>
-    <w:basedOn w:val="21"/>
-    <w:link w:val="11"/>
-    <w:semiHidden/>
-    <w:qFormat/>
-    <w:uiPriority w:val="9"/>
+    <w:basedOn w:val="a1"/>
+    <w:link w:val="9"/>
+    <w:uiPriority w:val="9"/>
+    <w:semiHidden/>
+    <w:qFormat/>
     <w:rPr>
       <w:rFonts w:eastAsiaTheme="majorEastAsia" w:cstheme="majorBidi"/>
-      <w:color w:val="262626" w:themeColor="text1" w:themeTint="D8"/>
-    </w:rPr>
-  </w:style>
-  <w:style w:type="paragraph" w:customStyle="1" w:styleId="47">
+      <w:color w:val="272727" w:themeColor="text1" w:themeTint="D8"/>
+    </w:rPr>
+  </w:style>
+  <w:style w:type="paragraph" w:customStyle="1" w:styleId="FootnoteBlockText">
     <w:name w:val="Footnote Block Text"/>
-    <w:basedOn w:val="19"/>
-    <w:next w:val="19"/>
+    <w:basedOn w:val="ae"/>
+    <w:next w:val="ae"/>
+    <w:uiPriority w:val="9"/>
     <w:unhideWhenUsed/>
     <w:qFormat/>
-    <w:uiPriority w:val="9"/>
     <w:pPr>
       <w:spacing w:before="100" w:after="100"/>
       <w:ind w:left="480" w:right="480" w:firstLine="0"/>
     </w:pPr>
   </w:style>
-  <w:style w:type="table" w:customStyle="1" w:styleId="48">
+  <w:style w:type="table" w:customStyle="1" w:styleId="Table">
     <w:name w:val="Table"/>
     <w:semiHidden/>
     <w:unhideWhenUsed/>
     <w:qFormat/>
-    <w:uiPriority w:val="0"/>
+    <w:rsid w:val="00BA3EE2"/>
     <w:tblPr>
       <w:tblBorders>
-        <w:top w:val="single" w:color="auto" w:sz="12" w:space="0"/>
-        <w:bottom w:val="single" w:color="auto" w:sz="12" w:space="0"/>
+        <w:top w:val="single" w:sz="12" w:space="0" w:color="auto"/>
+        <w:bottom w:val="single" w:sz="12" w:space="0" w:color="auto"/>
       </w:tblBorders>
       <w:tblCellMar>
         <w:top w:w="0" w:type="dxa"/>
@@ -1443,19 +1432,19 @@
       </w:tblCellMar>
     </w:tblPr>
     <w:tblStylePr w:type="firstRow">
+      <w:tblPr/>
       <w:tcPr>
         <w:tcBorders>
-          <w:bottom w:val="single" w:color="auto" w:sz="4" w:space="0"/>
+          <w:bottom w:val="single" w:sz="4" w:space="0" w:color="auto"/>
         </w:tcBorders>
       </w:tcPr>
     </w:tblStylePr>
   </w:style>
-  <w:style w:type="paragraph" w:customStyle="1" w:styleId="49">
+  <w:style w:type="paragraph" w:customStyle="1" w:styleId="DefinitionTerm">
     <w:name w:val="Definition Term"/>
-    <w:basedOn w:val="1"/>
-    <w:next w:val="50"/>
-    <w:qFormat/>
-    <w:uiPriority w:val="0"/>
+    <w:basedOn w:val="a"/>
+    <w:next w:val="Definition"/>
+    <w:qFormat/>
     <w:pPr>
       <w:keepNext/>
       <w:keepLines/>
@@ -1464,43 +1453,65 @@
       <w:b/>
     </w:rPr>
   </w:style>
-  <w:style w:type="paragraph" w:customStyle="1" w:styleId="50">
+  <w:style w:type="paragraph" w:customStyle="1" w:styleId="Definition">
     <w:name w:val="Definition"/>
-    <w:basedOn w:val="1"/>
-    <w:qFormat/>
-    <w:uiPriority w:val="0"/>
-  </w:style>
-  <w:style w:type="character" w:customStyle="1" w:styleId="51">
+    <w:basedOn w:val="a"/>
+    <w:qFormat/>
+  </w:style>
+  <w:style w:type="character" w:customStyle="1" w:styleId="VerbatimChar">
     <w:name w:val="Verbatim Char"/>
-    <w:basedOn w:val="23"/>
-    <w:qFormat/>
-    <w:uiPriority w:val="0"/>
+    <w:basedOn w:val="a4"/>
+    <w:qFormat/>
     <w:rPr>
       <w:rFonts w:ascii="Consolas" w:hAnsi="Consolas"/>
       <w:sz w:val="22"/>
     </w:rPr>
   </w:style>
-  <w:style w:type="character" w:customStyle="1" w:styleId="52">
+  <w:style w:type="character" w:customStyle="1" w:styleId="SectionNumber">
     <w:name w:val="Section Number"/>
-    <w:basedOn w:val="23"/>
-    <w:qFormat/>
-    <w:uiPriority w:val="0"/>
-  </w:style>
-  <w:style w:type="paragraph" w:customStyle="1" w:styleId="53">
+    <w:basedOn w:val="a4"/>
+    <w:qFormat/>
+  </w:style>
+  <w:style w:type="paragraph" w:customStyle="1" w:styleId="TOC1">
     <w:name w:val="TOC 标题1"/>
-    <w:basedOn w:val="2"/>
-    <w:next w:val="3"/>
+    <w:basedOn w:val="1"/>
+    <w:next w:val="a0"/>
+    <w:uiPriority w:val="39"/>
     <w:unhideWhenUsed/>
     <w:qFormat/>
-    <w:uiPriority w:val="39"/>
     <w:pPr>
       <w:spacing w:before="240" w:line="259" w:lineRule="auto"/>
       <w:outlineLvl w:val="9"/>
     </w:pPr>
     <w:rPr>
-      <w:rFonts w:asciiTheme="majorHAnsi" w:hAnsiTheme="majorHAnsi" w:eastAsiaTheme="majorEastAsia"/>
+      <w:rFonts w:asciiTheme="majorHAnsi" w:eastAsiaTheme="majorEastAsia" w:hAnsiTheme="majorHAnsi"/>
       <w:b w:val="0"/>
       <w:color w:val="0F4761" w:themeColor="accent1" w:themeShade="BF"/>
+    </w:rPr>
+  </w:style>
+  <w:style w:type="paragraph" w:customStyle="1" w:styleId="Bibliography">
+    <w:name w:val="Bibliography"/>
+    <w:basedOn w:val="af1"/>
+    <w:qFormat/>
+    <w:rsid w:val="00BA3EE2"/>
+    <w:pPr>
+      <w:spacing w:before="0"/>
+      <w:ind w:left="200" w:hangingChars="200" w:hanging="200"/>
+    </w:pPr>
+    <w:rPr>
+      <w:rFonts w:ascii="Times New Roman" w:eastAsia="宋体" w:hAnsi="Times New Roman"/>
+    </w:rPr>
+  </w:style>
+  <w:style w:type="paragraph" w:styleId="af1">
+    <w:name w:val="toa heading"/>
+    <w:basedOn w:val="a"/>
+    <w:next w:val="a"/>
+    <w:rsid w:val="00BA3EE2"/>
+    <w:pPr>
+      <w:spacing w:before="120"/>
+    </w:pPr>
+    <w:rPr>
+      <w:rFonts w:asciiTheme="majorHAnsi" w:eastAsiaTheme="majorEastAsia" w:hAnsiTheme="majorHAnsi" w:cstheme="majorBidi"/>
     </w:rPr>
   </w:style>
 </w:styles>
@@ -1758,5 +1769,6 @@
     </a:fmtScheme>
   </a:themeElements>
   <a:objectDefaults/>
+  <a:extraClrSchemeLst/>
 </a:theme>
 </file>